--- a/Relatório semestral - CERNE 1.docx
+++ b/Relatório semestral - CERNE 1.docx
@@ -1,6 +1,6 @@
 
 <file path=word/document.xml><?xml version="1.0" encoding="utf-8"?>
-<w:document xmlns:wpc="http://schemas.microsoft.com/office/word/2010/wordprocessingCanvas" xmlns:mc="http://schemas.openxmlformats.org/markup-compatibility/2006" xmlns:o="urn:schemas-microsoft-com:office:office" xmlns:r="http://schemas.openxmlformats.org/officeDocument/2006/relationships" xmlns:m="http://schemas.openxmlformats.org/officeDocument/2006/math" xmlns:v="urn:schemas-microsoft-com:vml" xmlns:wp14="http://schemas.microsoft.com/office/word/2010/wordprocessingDrawing" xmlns:wp="http://schemas.openxmlformats.org/drawingml/2006/wordprocessingDrawing" xmlns:w10="urn:schemas-microsoft-com:office:word" xmlns:w="http://schemas.openxmlformats.org/wordprocessingml/2006/main" xmlns:w14="http://schemas.microsoft.com/office/word/2010/wordml" xmlns:w15="http://schemas.microsoft.com/office/word/2012/wordml" xmlns:wpg="http://schemas.microsoft.com/office/word/2010/wordprocessingGroup" xmlns:wpi="http://schemas.microsoft.com/office/word/2010/wordprocessingInk" xmlns:wne="http://schemas.microsoft.com/office/word/2006/wordml" xmlns:wps="http://schemas.microsoft.com/office/word/2010/wordprocessingShape" mc:Ignorable="w14 w15 wp14">
+<w:document xmlns:wpc="http://schemas.microsoft.com/office/word/2010/wordprocessingCanvas" xmlns:cx="http://schemas.microsoft.com/office/drawing/2014/chartex" xmlns:cx1="http://schemas.microsoft.com/office/drawing/2015/9/8/chartex" xmlns:cx2="http://schemas.microsoft.com/office/drawing/2015/10/21/chartex" xmlns:cx3="http://schemas.microsoft.com/office/drawing/2016/5/9/chartex" xmlns:cx4="http://schemas.microsoft.com/office/drawing/2016/5/10/chartex" xmlns:cx5="http://schemas.microsoft.com/office/drawing/2016/5/11/chartex" xmlns:cx6="http://schemas.microsoft.com/office/drawing/2016/5/12/chartex" xmlns:cx7="http://schemas.microsoft.com/office/drawing/2016/5/13/chartex" xmlns:cx8="http://schemas.microsoft.com/office/drawing/2016/5/14/chartex" xmlns:mc="http://schemas.openxmlformats.org/markup-compatibility/2006" xmlns:aink="http://schemas.microsoft.com/office/drawing/2016/ink" xmlns:am3d="http://schemas.microsoft.com/office/drawing/2017/model3d" xmlns:o="urn:schemas-microsoft-com:office:office" xmlns:oel="http://schemas.microsoft.com/office/2019/extlst" xmlns:r="http://schemas.openxmlformats.org/officeDocument/2006/relationships" xmlns:m="http://schemas.openxmlformats.org/officeDocument/2006/math" xmlns:v="urn:schemas-microsoft-com:vml" xmlns:wp14="http://schemas.microsoft.com/office/word/2010/wordprocessingDrawing" xmlns:wp="http://schemas.openxmlformats.org/drawingml/2006/wordprocessingDrawing" xmlns:w10="urn:schemas-microsoft-com:office:word" xmlns:w="http://schemas.openxmlformats.org/wordprocessingml/2006/main" xmlns:w14="http://schemas.microsoft.com/office/word/2010/wordml" xmlns:w15="http://schemas.microsoft.com/office/word/2012/wordml" xmlns:w16cex="http://schemas.microsoft.com/office/word/2018/wordml/cex" xmlns:w16cid="http://schemas.microsoft.com/office/word/2016/wordml/cid" xmlns:w16="http://schemas.microsoft.com/office/word/2018/wordml" xmlns:w16du="http://schemas.microsoft.com/office/word/2023/wordml/word16du" xmlns:w16sdtdh="http://schemas.microsoft.com/office/word/2020/wordml/sdtdatahash" xmlns:w16sdtfl="http://schemas.microsoft.com/office/word/2024/wordml/sdtformatlock" xmlns:w16se="http://schemas.microsoft.com/office/word/2015/wordml/symex" xmlns:wpg="http://schemas.microsoft.com/office/word/2010/wordprocessingGroup" xmlns:wpi="http://schemas.microsoft.com/office/word/2010/wordprocessingInk" xmlns:wne="http://schemas.microsoft.com/office/word/2006/wordml" xmlns:wps="http://schemas.microsoft.com/office/word/2010/wordprocessingShape" mc:Ignorable="w14 w15 w16se w16cid w16 w16cex w16sdtdh w16sdtfl w16du wp14">
   <w:body>
     <w:p>
       <w:pPr>
@@ -43,7 +43,63 @@
         <w:rPr>
           <w:rFonts w:ascii="Times New Roman" w:eastAsia="Times New Roman" w:hAnsi="Times New Roman" w:cs="Times New Roman"/>
         </w:rPr>
-        <w:t xml:space="preserve"> [Inserir semestre e ano]</w:t>
+        <w:t xml:space="preserve"> </w:t>
+      </w:r>
+      <w:r>
+        <w:rPr>
+          <w:rFonts w:ascii="Times New Roman" w:eastAsia="Times New Roman" w:hAnsi="Times New Roman" w:cs="Times New Roman"/>
+        </w:rPr>
+        <w:t>{{</w:t>
+      </w:r>
+      <w:proofErr w:type="spellStart"/>
+      <w:r>
+        <w:rPr>
+          <w:rFonts w:ascii="Times New Roman" w:eastAsia="Times New Roman" w:hAnsi="Times New Roman" w:cs="Times New Roman"/>
+        </w:rPr>
+        <w:t>varSemestre</w:t>
+      </w:r>
+      <w:proofErr w:type="spellEnd"/>
+      <w:proofErr w:type="gramStart"/>
+      <w:r>
+        <w:rPr>
+          <w:rFonts w:ascii="Times New Roman" w:eastAsia="Times New Roman" w:hAnsi="Times New Roman" w:cs="Times New Roman"/>
+        </w:rPr>
+        <w:t>}}º</w:t>
+      </w:r>
+      <w:proofErr w:type="gramEnd"/>
+      <w:r>
+        <w:rPr>
+          <w:rFonts w:ascii="Times New Roman" w:eastAsia="Times New Roman" w:hAnsi="Times New Roman" w:cs="Times New Roman"/>
+        </w:rPr>
+        <w:t xml:space="preserve"> Semestre </w:t>
+      </w:r>
+      <w:proofErr w:type="gramStart"/>
+      <w:r>
+        <w:rPr>
+          <w:rFonts w:ascii="Times New Roman" w:eastAsia="Times New Roman" w:hAnsi="Times New Roman" w:cs="Times New Roman"/>
+        </w:rPr>
+        <w:t>de  {</w:t>
+      </w:r>
+      <w:proofErr w:type="gramEnd"/>
+      <w:r>
+        <w:rPr>
+          <w:rFonts w:ascii="Times New Roman" w:eastAsia="Times New Roman" w:hAnsi="Times New Roman" w:cs="Times New Roman"/>
+        </w:rPr>
+        <w:t>{</w:t>
+      </w:r>
+      <w:proofErr w:type="spellStart"/>
+      <w:r>
+        <w:rPr>
+          <w:rFonts w:ascii="Times New Roman" w:eastAsia="Times New Roman" w:hAnsi="Times New Roman" w:cs="Times New Roman"/>
+        </w:rPr>
+        <w:t>varAno</w:t>
+      </w:r>
+      <w:proofErr w:type="spellEnd"/>
+      <w:r>
+        <w:rPr>
+          <w:rFonts w:ascii="Times New Roman" w:eastAsia="Times New Roman" w:hAnsi="Times New Roman" w:cs="Times New Roman"/>
+        </w:rPr>
+        <w:t>}}</w:t>
       </w:r>
       <w:r>
         <w:rPr>
@@ -51,8 +107,6 @@
         </w:rPr>
         <w:br/>
       </w:r>
-      <w:bookmarkStart w:id="0" w:name="_GoBack"/>
-      <w:bookmarkEnd w:id="0"/>
     </w:p>
     <w:p>
       <w:pPr>
@@ -103,13 +157,45 @@
         <w:rPr>
           <w:rFonts w:ascii="Times New Roman" w:eastAsia="Times New Roman" w:hAnsi="Times New Roman" w:cs="Times New Roman"/>
         </w:rPr>
-        <w:t xml:space="preserve">Durante o var1 semestre, foram promovidas </w:t>
-      </w:r>
-      <w:r>
-        <w:rPr>
-          <w:rFonts w:ascii="Times New Roman" w:eastAsia="Times New Roman" w:hAnsi="Times New Roman" w:cs="Times New Roman"/>
-        </w:rPr>
-        <w:t>var2</w:t>
+        <w:t xml:space="preserve">Durante o </w:t>
+      </w:r>
+      <w:r>
+        <w:rPr>
+          <w:rFonts w:ascii="Times New Roman" w:eastAsia="Times New Roman" w:hAnsi="Times New Roman" w:cs="Times New Roman"/>
+        </w:rPr>
+        <w:t>{{</w:t>
+      </w:r>
+      <w:r>
+        <w:rPr>
+          <w:rFonts w:ascii="Times New Roman" w:eastAsia="Times New Roman" w:hAnsi="Times New Roman" w:cs="Times New Roman"/>
+        </w:rPr>
+        <w:t>var1</w:t>
+      </w:r>
+      <w:proofErr w:type="gramStart"/>
+      <w:r>
+        <w:rPr>
+          <w:rFonts w:ascii="Times New Roman" w:eastAsia="Times New Roman" w:hAnsi="Times New Roman" w:cs="Times New Roman"/>
+        </w:rPr>
+        <w:t>}}</w:t>
+      </w:r>
+      <w:r>
+        <w:rPr>
+          <w:rFonts w:ascii="Times New Roman" w:eastAsia="Times New Roman" w:hAnsi="Times New Roman" w:cs="Times New Roman"/>
+        </w:rPr>
+        <w:t>º</w:t>
+      </w:r>
+      <w:proofErr w:type="gramEnd"/>
+      <w:r>
+        <w:rPr>
+          <w:rFonts w:ascii="Times New Roman" w:eastAsia="Times New Roman" w:hAnsi="Times New Roman" w:cs="Times New Roman"/>
+        </w:rPr>
+        <w:t xml:space="preserve"> semestre, foram promovidas </w:t>
+      </w:r>
+      <w:r>
+        <w:rPr>
+          <w:rFonts w:ascii="Times New Roman" w:eastAsia="Times New Roman" w:hAnsi="Times New Roman" w:cs="Times New Roman"/>
+        </w:rPr>
+        <w:t>{{var2}}</w:t>
       </w:r>
       <w:r>
         <w:rPr>
@@ -121,7 +207,19 @@
         <w:rPr>
           <w:rFonts w:ascii="Times New Roman" w:eastAsia="Times New Roman" w:hAnsi="Times New Roman" w:cs="Times New Roman"/>
         </w:rPr>
-        <w:t>ações de sensibilização, incluindo palestras, oficinas e rodas de conversa, que alcançaram aproximadamente var3 participantes. Essas ações tiveram como objetivo difundir as temáticas de inovação e do empreendedorismo junto à comunidade acadêmica e ao público externo.</w:t>
+        <w:t xml:space="preserve">ações de sensibilização, incluindo palestras, oficinas e rodas de conversa, que alcançaram aproximadamente </w:t>
+      </w:r>
+      <w:r>
+        <w:rPr>
+          <w:rFonts w:ascii="Times New Roman" w:eastAsia="Times New Roman" w:hAnsi="Times New Roman" w:cs="Times New Roman"/>
+        </w:rPr>
+        <w:t>{{var3}}</w:t>
+      </w:r>
+      <w:r>
+        <w:rPr>
+          <w:rFonts w:ascii="Times New Roman" w:eastAsia="Times New Roman" w:hAnsi="Times New Roman" w:cs="Times New Roman"/>
+        </w:rPr>
+        <w:t xml:space="preserve"> participantes. Essas ações tiveram como objetivo difundir as temáticas de inovação e do empreendedorismo junto à comunidade acadêmica e ao público externo.</w:t>
       </w:r>
     </w:p>
     <w:p>
@@ -151,7 +249,31 @@
         <w:rPr>
           <w:rFonts w:ascii="Times New Roman" w:eastAsia="Times New Roman" w:hAnsi="Times New Roman" w:cs="Times New Roman"/>
         </w:rPr>
-        <w:t>A incubadora participou de var4 e realizou var5 eventos com o objetivo de divulgar as ações da incubadora e seus programas de incubação, além de realizar atendimentos com potenciais empreendedores interessados em submeter propostas para os programas da INCUBAUECE.</w:t>
+        <w:t xml:space="preserve">A incubadora participou de </w:t>
+      </w:r>
+      <w:r>
+        <w:rPr>
+          <w:rFonts w:ascii="Times New Roman" w:eastAsia="Times New Roman" w:hAnsi="Times New Roman" w:cs="Times New Roman"/>
+        </w:rPr>
+        <w:t>{{var4}}</w:t>
+      </w:r>
+      <w:r>
+        <w:rPr>
+          <w:rFonts w:ascii="Times New Roman" w:eastAsia="Times New Roman" w:hAnsi="Times New Roman" w:cs="Times New Roman"/>
+        </w:rPr>
+        <w:t xml:space="preserve"> e realizou </w:t>
+      </w:r>
+      <w:r>
+        <w:rPr>
+          <w:rFonts w:ascii="Times New Roman" w:eastAsia="Times New Roman" w:hAnsi="Times New Roman" w:cs="Times New Roman"/>
+        </w:rPr>
+        <w:t>{{var5}}</w:t>
+      </w:r>
+      <w:r>
+        <w:rPr>
+          <w:rFonts w:ascii="Times New Roman" w:eastAsia="Times New Roman" w:hAnsi="Times New Roman" w:cs="Times New Roman"/>
+        </w:rPr>
+        <w:t xml:space="preserve"> eventos com o objetivo de divulgar as ações da incubadora e seus programas de incubação, além de realizar atendimentos com potenciais empreendedores interessados em submeter propostas para os programas da INCUBAUECE.</w:t>
       </w:r>
     </w:p>
     <w:p>
@@ -187,7 +309,13 @@
         <w:rPr>
           <w:rFonts w:ascii="Times New Roman" w:eastAsia="Times New Roman" w:hAnsi="Times New Roman" w:cs="Times New Roman"/>
         </w:rPr>
-        <w:t xml:space="preserve">var6 </w:t>
+        <w:t>{{var6}}</w:t>
+      </w:r>
+      <w:r>
+        <w:rPr>
+          <w:rFonts w:ascii="Times New Roman" w:eastAsia="Times New Roman" w:hAnsi="Times New Roman" w:cs="Times New Roman"/>
+        </w:rPr>
+        <w:t xml:space="preserve"> </w:t>
       </w:r>
       <w:r>
         <w:rPr>
@@ -195,13 +323,20 @@
         </w:rPr>
         <w:t xml:space="preserve">oficinas de ideação, onde foram apresentados conceitos de </w:t>
       </w:r>
+      <w:r>
+        <w:rPr>
+          <w:rFonts w:ascii="Times New Roman" w:eastAsia="Times New Roman" w:hAnsi="Times New Roman" w:cs="Times New Roman"/>
+          <w:color w:val="000000"/>
+        </w:rPr>
+        <w:t xml:space="preserve">Lean Canvas e </w:t>
+      </w:r>
       <w:proofErr w:type="spellStart"/>
       <w:r>
         <w:rPr>
           <w:rFonts w:ascii="Times New Roman" w:eastAsia="Times New Roman" w:hAnsi="Times New Roman" w:cs="Times New Roman"/>
           <w:color w:val="000000"/>
         </w:rPr>
-        <w:t>Lean</w:t>
+        <w:t>pitch</w:t>
       </w:r>
       <w:proofErr w:type="spellEnd"/>
       <w:r>
@@ -209,71 +344,43 @@
           <w:rFonts w:ascii="Times New Roman" w:eastAsia="Times New Roman" w:hAnsi="Times New Roman" w:cs="Times New Roman"/>
           <w:color w:val="000000"/>
         </w:rPr>
+        <w:t xml:space="preserve"> para os participantes</w:t>
+      </w:r>
+      <w:r>
+        <w:rPr>
+          <w:rFonts w:ascii="Times New Roman" w:eastAsia="Times New Roman" w:hAnsi="Times New Roman" w:cs="Times New Roman"/>
+        </w:rPr>
+        <w:t xml:space="preserve">, totalizando </w:t>
+      </w:r>
+      <w:r>
+        <w:rPr>
+          <w:rFonts w:ascii="Times New Roman" w:eastAsia="Times New Roman" w:hAnsi="Times New Roman" w:cs="Times New Roman"/>
+        </w:rPr>
+        <w:t>{{var7}}</w:t>
+      </w:r>
+      <w:r>
+        <w:rPr>
+          <w:rFonts w:ascii="Times New Roman" w:eastAsia="Times New Roman" w:hAnsi="Times New Roman" w:cs="Times New Roman"/>
+        </w:rPr>
         <w:t xml:space="preserve"> </w:t>
       </w:r>
-      <w:proofErr w:type="spellStart"/>
-      <w:r>
-        <w:rPr>
-          <w:rFonts w:ascii="Times New Roman" w:eastAsia="Times New Roman" w:hAnsi="Times New Roman" w:cs="Times New Roman"/>
-          <w:color w:val="000000"/>
-        </w:rPr>
-        <w:t>Canvas</w:t>
-      </w:r>
-      <w:proofErr w:type="spellEnd"/>
-      <w:r>
-        <w:rPr>
-          <w:rFonts w:ascii="Times New Roman" w:eastAsia="Times New Roman" w:hAnsi="Times New Roman" w:cs="Times New Roman"/>
-          <w:color w:val="000000"/>
-        </w:rPr>
-        <w:t xml:space="preserve"> e </w:t>
-      </w:r>
-      <w:proofErr w:type="spellStart"/>
-      <w:r>
-        <w:rPr>
-          <w:rFonts w:ascii="Times New Roman" w:eastAsia="Times New Roman" w:hAnsi="Times New Roman" w:cs="Times New Roman"/>
-          <w:color w:val="000000"/>
-        </w:rPr>
-        <w:t>pitch</w:t>
-      </w:r>
-      <w:proofErr w:type="spellEnd"/>
-      <w:r>
-        <w:rPr>
-          <w:rFonts w:ascii="Times New Roman" w:eastAsia="Times New Roman" w:hAnsi="Times New Roman" w:cs="Times New Roman"/>
-          <w:color w:val="000000"/>
-        </w:rPr>
-        <w:t xml:space="preserve"> para os participantes</w:t>
-      </w:r>
-      <w:r>
-        <w:rPr>
-          <w:rFonts w:ascii="Times New Roman" w:eastAsia="Times New Roman" w:hAnsi="Times New Roman" w:cs="Times New Roman"/>
-        </w:rPr>
-        <w:t xml:space="preserve">, totalizando </w:t>
-      </w:r>
-      <w:r>
-        <w:rPr>
-          <w:rFonts w:ascii="Times New Roman" w:eastAsia="Times New Roman" w:hAnsi="Times New Roman" w:cs="Times New Roman"/>
-        </w:rPr>
-        <w:t>var7</w:t>
-      </w:r>
-      <w:r>
-        <w:rPr>
-          <w:rFonts w:ascii="Times New Roman" w:eastAsia="Times New Roman" w:hAnsi="Times New Roman" w:cs="Times New Roman"/>
-        </w:rPr>
-        <w:t xml:space="preserve"> </w:t>
-      </w:r>
-      <w:proofErr w:type="spellStart"/>
-      <w:r>
-        <w:rPr>
-          <w:rFonts w:ascii="Times New Roman" w:eastAsia="Times New Roman" w:hAnsi="Times New Roman" w:cs="Times New Roman"/>
-        </w:rPr>
-        <w:t>horas</w:t>
-      </w:r>
-      <w:proofErr w:type="spellEnd"/>
-      <w:r>
-        <w:rPr>
-          <w:rFonts w:ascii="Times New Roman" w:eastAsia="Times New Roman" w:hAnsi="Times New Roman" w:cs="Times New Roman"/>
-        </w:rPr>
-        <w:t xml:space="preserve"> de capacitação, com a participação de var8 potenciais empreendedores. </w:t>
+      <w:r>
+        <w:rPr>
+          <w:rFonts w:ascii="Times New Roman" w:eastAsia="Times New Roman" w:hAnsi="Times New Roman" w:cs="Times New Roman"/>
+        </w:rPr>
+        <w:t xml:space="preserve">horas de capacitação, com a participação de </w:t>
+      </w:r>
+      <w:r>
+        <w:rPr>
+          <w:rFonts w:ascii="Times New Roman" w:eastAsia="Times New Roman" w:hAnsi="Times New Roman" w:cs="Times New Roman"/>
+        </w:rPr>
+        <w:t>{{var8}}</w:t>
+      </w:r>
+      <w:r>
+        <w:rPr>
+          <w:rFonts w:ascii="Times New Roman" w:eastAsia="Times New Roman" w:hAnsi="Times New Roman" w:cs="Times New Roman"/>
+        </w:rPr>
+        <w:t xml:space="preserve"> potenciais empreendedores. </w:t>
       </w:r>
     </w:p>
     <w:p>
@@ -295,28 +402,19 @@
           <w:tag w:val="goog_rdk_0"/>
           <w:id w:val="-1164263218"/>
         </w:sdtPr>
-        <w:sdtEndPr/>
         <w:sdtContent/>
       </w:sdt>
       <w:r>
         <w:rPr>
           <w:rFonts w:ascii="Times New Roman" w:eastAsia="Times New Roman" w:hAnsi="Times New Roman" w:cs="Times New Roman"/>
         </w:rPr>
-        <w:t xml:space="preserve">var9 participantes na Trilha do Empreendedor um treinamento virtual que tem por objetivo impulsionar aqueles que desejam entrar no mundo </w:t>
-      </w:r>
-      <w:proofErr w:type="gramStart"/>
-      <w:r>
-        <w:rPr>
-          <w:rFonts w:ascii="Times New Roman" w:eastAsia="Times New Roman" w:hAnsi="Times New Roman" w:cs="Times New Roman"/>
-        </w:rPr>
-        <w:t>das startups</w:t>
-      </w:r>
-      <w:proofErr w:type="gramEnd"/>
-      <w:r>
-        <w:rPr>
-          <w:rFonts w:ascii="Times New Roman" w:eastAsia="Times New Roman" w:hAnsi="Times New Roman" w:cs="Times New Roman"/>
-        </w:rPr>
-        <w:t xml:space="preserve"> e do empreendedorismo, fornecendo conhecimentos fundamentais na área. </w:t>
+        <w:t>{{var9}}</w:t>
+      </w:r>
+      <w:r>
+        <w:rPr>
+          <w:rFonts w:ascii="Times New Roman" w:eastAsia="Times New Roman" w:hAnsi="Times New Roman" w:cs="Times New Roman"/>
+        </w:rPr>
+        <w:t xml:space="preserve"> participantes na Trilha do Empreendedor um treinamento virtual que tem por objetivo impulsionar aqueles que desejam entrar no mundo das startups e do empreendedorismo, fornecendo conhecimentos fundamentais na área. </w:t>
       </w:r>
     </w:p>
     <w:p>
@@ -347,7 +445,7 @@
         </w:rPr>
       </w:pPr>
       <w:r>
-        <w:pict w14:anchorId="0D6F6576">
+        <w:pict w14:anchorId="4BD323AC">
           <v:rect id="_x0000_i1025" style="width:0;height:1.5pt" o:hralign="center" o:hrstd="t" o:hr="t" fillcolor="#a0a0a0" stroked="f"/>
         </w:pict>
       </w:r>
@@ -374,7 +472,6 @@
           <w:b/>
         </w:rPr>
       </w:pPr>
-      <w:proofErr w:type="gramStart"/>
       <w:r>
         <w:rPr>
           <w:rFonts w:ascii="Times New Roman" w:eastAsia="Times New Roman" w:hAnsi="Times New Roman" w:cs="Times New Roman"/>
@@ -382,7 +479,6 @@
         </w:rPr>
         <w:t>2.1 Recepção</w:t>
       </w:r>
-      <w:proofErr w:type="gramEnd"/>
     </w:p>
     <w:p>
       <w:pPr>
@@ -396,7 +492,57 @@
         <w:rPr>
           <w:rFonts w:ascii="Times New Roman" w:eastAsia="Times New Roman" w:hAnsi="Times New Roman" w:cs="Times New Roman"/>
         </w:rPr>
-        <w:t xml:space="preserve">No var10 semestre, a incubadora recebeu var11 propostas submetidas aos programas de incubação, sendo var12 de </w:t>
+        <w:t xml:space="preserve">No </w:t>
+      </w:r>
+      <w:r>
+        <w:rPr>
+          <w:rFonts w:ascii="Times New Roman" w:eastAsia="Times New Roman" w:hAnsi="Times New Roman" w:cs="Times New Roman"/>
+        </w:rPr>
+        <w:t>{{var10</w:t>
+      </w:r>
+      <w:proofErr w:type="gramStart"/>
+      <w:r>
+        <w:rPr>
+          <w:rFonts w:ascii="Times New Roman" w:eastAsia="Times New Roman" w:hAnsi="Times New Roman" w:cs="Times New Roman"/>
+        </w:rPr>
+        <w:t>}}</w:t>
+      </w:r>
+      <w:r>
+        <w:rPr>
+          <w:rFonts w:ascii="Times New Roman" w:eastAsia="Times New Roman" w:hAnsi="Times New Roman" w:cs="Times New Roman"/>
+        </w:rPr>
+        <w:t>º</w:t>
+      </w:r>
+      <w:proofErr w:type="gramEnd"/>
+      <w:r>
+        <w:rPr>
+          <w:rFonts w:ascii="Times New Roman" w:eastAsia="Times New Roman" w:hAnsi="Times New Roman" w:cs="Times New Roman"/>
+        </w:rPr>
+        <w:t xml:space="preserve"> semestre, a incubadora recebeu </w:t>
+      </w:r>
+      <w:r>
+        <w:rPr>
+          <w:rFonts w:ascii="Times New Roman" w:eastAsia="Times New Roman" w:hAnsi="Times New Roman" w:cs="Times New Roman"/>
+        </w:rPr>
+        <w:t>{{var11}}</w:t>
+      </w:r>
+      <w:r>
+        <w:rPr>
+          <w:rFonts w:ascii="Times New Roman" w:eastAsia="Times New Roman" w:hAnsi="Times New Roman" w:cs="Times New Roman"/>
+        </w:rPr>
+        <w:t xml:space="preserve"> propostas submetidas aos programas de incubação, sendo </w:t>
+      </w:r>
+      <w:r>
+        <w:rPr>
+          <w:rFonts w:ascii="Times New Roman" w:eastAsia="Times New Roman" w:hAnsi="Times New Roman" w:cs="Times New Roman"/>
+        </w:rPr>
+        <w:t>{{var12}}</w:t>
+      </w:r>
+      <w:r>
+        <w:rPr>
+          <w:rFonts w:ascii="Times New Roman" w:eastAsia="Times New Roman" w:hAnsi="Times New Roman" w:cs="Times New Roman"/>
+        </w:rPr>
+        <w:t xml:space="preserve"> de </w:t>
       </w:r>
       <w:proofErr w:type="spellStart"/>
       <w:r>
@@ -410,17 +556,40 @@
         <w:rPr>
           <w:rFonts w:ascii="Times New Roman" w:eastAsia="Times New Roman" w:hAnsi="Times New Roman" w:cs="Times New Roman"/>
         </w:rPr>
-        <w:t>-incubação, var13 de incubação e var14 de associação.</w:t>
-      </w:r>
-    </w:p>
-    <w:p>
-      <w:pPr>
-        <w:rPr>
-          <w:rFonts w:ascii="Times New Roman" w:eastAsia="Times New Roman" w:hAnsi="Times New Roman" w:cs="Times New Roman"/>
-          <w:b/>
-        </w:rPr>
-      </w:pPr>
-      <w:proofErr w:type="gramStart"/>
+        <w:t xml:space="preserve">-incubação, </w:t>
+      </w:r>
+      <w:r>
+        <w:rPr>
+          <w:rFonts w:ascii="Times New Roman" w:eastAsia="Times New Roman" w:hAnsi="Times New Roman" w:cs="Times New Roman"/>
+        </w:rPr>
+        <w:t>{{var13}}</w:t>
+      </w:r>
+      <w:r>
+        <w:rPr>
+          <w:rFonts w:ascii="Times New Roman" w:eastAsia="Times New Roman" w:hAnsi="Times New Roman" w:cs="Times New Roman"/>
+        </w:rPr>
+        <w:t xml:space="preserve"> de incubação e </w:t>
+      </w:r>
+      <w:r>
+        <w:rPr>
+          <w:rFonts w:ascii="Times New Roman" w:eastAsia="Times New Roman" w:hAnsi="Times New Roman" w:cs="Times New Roman"/>
+        </w:rPr>
+        <w:t>{{var14}}</w:t>
+      </w:r>
+      <w:r>
+        <w:rPr>
+          <w:rFonts w:ascii="Times New Roman" w:eastAsia="Times New Roman" w:hAnsi="Times New Roman" w:cs="Times New Roman"/>
+        </w:rPr>
+        <w:t xml:space="preserve"> de associação.</w:t>
+      </w:r>
+    </w:p>
+    <w:p>
+      <w:pPr>
+        <w:rPr>
+          <w:rFonts w:ascii="Times New Roman" w:eastAsia="Times New Roman" w:hAnsi="Times New Roman" w:cs="Times New Roman"/>
+          <w:b/>
+        </w:rPr>
+      </w:pPr>
       <w:r>
         <w:rPr>
           <w:rFonts w:ascii="Times New Roman" w:eastAsia="Times New Roman" w:hAnsi="Times New Roman" w:cs="Times New Roman"/>
@@ -428,7 +597,6 @@
         </w:rPr>
         <w:t>2.2 Avaliação</w:t>
       </w:r>
-      <w:proofErr w:type="gramEnd"/>
     </w:p>
     <w:p>
       <w:pPr>
@@ -442,7 +610,31 @@
         <w:rPr>
           <w:rFonts w:ascii="Times New Roman" w:eastAsia="Times New Roman" w:hAnsi="Times New Roman" w:cs="Times New Roman"/>
         </w:rPr>
-        <w:t xml:space="preserve">As propostas foram avaliadas por uma banca composta por professores da UECE, especialistas de mercado e representantes da incubadora, considerando critérios de inovação, impacto e viabilidade. Destas, var13 propostas foram selecionadas para ingresso no programa, sendo var14 de </w:t>
+        <w:t xml:space="preserve">As propostas foram avaliadas por uma banca composta por professores da UECE, especialistas de mercado e representantes da incubadora, considerando critérios de inovação, impacto e viabilidade. Destas, </w:t>
+      </w:r>
+      <w:r>
+        <w:rPr>
+          <w:rFonts w:ascii="Times New Roman" w:eastAsia="Times New Roman" w:hAnsi="Times New Roman" w:cs="Times New Roman"/>
+        </w:rPr>
+        <w:t>{{var15}}</w:t>
+      </w:r>
+      <w:r>
+        <w:rPr>
+          <w:rFonts w:ascii="Times New Roman" w:eastAsia="Times New Roman" w:hAnsi="Times New Roman" w:cs="Times New Roman"/>
+        </w:rPr>
+        <w:t xml:space="preserve"> propostas foram selecionadas para ingresso no programa, sendo </w:t>
+      </w:r>
+      <w:r>
+        <w:rPr>
+          <w:rFonts w:ascii="Times New Roman" w:eastAsia="Times New Roman" w:hAnsi="Times New Roman" w:cs="Times New Roman"/>
+        </w:rPr>
+        <w:t>{{var16}}</w:t>
+      </w:r>
+      <w:r>
+        <w:rPr>
+          <w:rFonts w:ascii="Times New Roman" w:eastAsia="Times New Roman" w:hAnsi="Times New Roman" w:cs="Times New Roman"/>
+        </w:rPr>
+        <w:t xml:space="preserve"> de </w:t>
       </w:r>
       <w:proofErr w:type="spellStart"/>
       <w:r>
@@ -456,17 +648,40 @@
         <w:rPr>
           <w:rFonts w:ascii="Times New Roman" w:eastAsia="Times New Roman" w:hAnsi="Times New Roman" w:cs="Times New Roman"/>
         </w:rPr>
-        <w:t>-incubação, var15 de incubação e var16 de associação.</w:t>
-      </w:r>
-    </w:p>
-    <w:p>
-      <w:pPr>
-        <w:rPr>
-          <w:rFonts w:ascii="Times New Roman" w:eastAsia="Times New Roman" w:hAnsi="Times New Roman" w:cs="Times New Roman"/>
-          <w:b/>
-        </w:rPr>
-      </w:pPr>
-      <w:proofErr w:type="gramStart"/>
+        <w:t xml:space="preserve">-incubação, </w:t>
+      </w:r>
+      <w:r>
+        <w:rPr>
+          <w:rFonts w:ascii="Times New Roman" w:eastAsia="Times New Roman" w:hAnsi="Times New Roman" w:cs="Times New Roman"/>
+        </w:rPr>
+        <w:t>{{var17}}</w:t>
+      </w:r>
+      <w:r>
+        <w:rPr>
+          <w:rFonts w:ascii="Times New Roman" w:eastAsia="Times New Roman" w:hAnsi="Times New Roman" w:cs="Times New Roman"/>
+        </w:rPr>
+        <w:t xml:space="preserve"> de incubação e </w:t>
+      </w:r>
+      <w:r>
+        <w:rPr>
+          <w:rFonts w:ascii="Times New Roman" w:eastAsia="Times New Roman" w:hAnsi="Times New Roman" w:cs="Times New Roman"/>
+        </w:rPr>
+        <w:t>{{var18}}</w:t>
+      </w:r>
+      <w:r>
+        <w:rPr>
+          <w:rFonts w:ascii="Times New Roman" w:eastAsia="Times New Roman" w:hAnsi="Times New Roman" w:cs="Times New Roman"/>
+        </w:rPr>
+        <w:t xml:space="preserve"> de associação.</w:t>
+      </w:r>
+    </w:p>
+    <w:p>
+      <w:pPr>
+        <w:rPr>
+          <w:rFonts w:ascii="Times New Roman" w:eastAsia="Times New Roman" w:hAnsi="Times New Roman" w:cs="Times New Roman"/>
+          <w:b/>
+        </w:rPr>
+      </w:pPr>
       <w:r>
         <w:rPr>
           <w:rFonts w:ascii="Times New Roman" w:eastAsia="Times New Roman" w:hAnsi="Times New Roman" w:cs="Times New Roman"/>
@@ -474,7 +689,6 @@
         </w:rPr>
         <w:t>2.3 Contratação</w:t>
       </w:r>
-      <w:proofErr w:type="gramEnd"/>
     </w:p>
     <w:p>
       <w:pPr>
@@ -488,7 +702,43 @@
         <w:rPr>
           <w:rFonts w:ascii="Times New Roman" w:eastAsia="Times New Roman" w:hAnsi="Times New Roman" w:cs="Times New Roman"/>
         </w:rPr>
-        <w:t xml:space="preserve">Foram firmados var18 contratos de incubação e var17 associação, sendo ainda formalizado var19 de Termo de Compromisso com as novas equipes participantes da </w:t>
+        <w:t xml:space="preserve">Foram firmados </w:t>
+      </w:r>
+      <w:r>
+        <w:rPr>
+          <w:rFonts w:ascii="Times New Roman" w:eastAsia="Times New Roman" w:hAnsi="Times New Roman" w:cs="Times New Roman"/>
+        </w:rPr>
+        <w:t>{{var19}}</w:t>
+      </w:r>
+      <w:r>
+        <w:rPr>
+          <w:rFonts w:ascii="Times New Roman" w:eastAsia="Times New Roman" w:hAnsi="Times New Roman" w:cs="Times New Roman"/>
+        </w:rPr>
+        <w:t xml:space="preserve"> contratos de incubação e </w:t>
+      </w:r>
+      <w:r>
+        <w:rPr>
+          <w:rFonts w:ascii="Times New Roman" w:eastAsia="Times New Roman" w:hAnsi="Times New Roman" w:cs="Times New Roman"/>
+        </w:rPr>
+        <w:t>{{var20}}</w:t>
+      </w:r>
+      <w:r>
+        <w:rPr>
+          <w:rFonts w:ascii="Times New Roman" w:eastAsia="Times New Roman" w:hAnsi="Times New Roman" w:cs="Times New Roman"/>
+        </w:rPr>
+        <w:t xml:space="preserve"> associação, sendo ainda formalizado </w:t>
+      </w:r>
+      <w:r>
+        <w:rPr>
+          <w:rFonts w:ascii="Times New Roman" w:eastAsia="Times New Roman" w:hAnsi="Times New Roman" w:cs="Times New Roman"/>
+        </w:rPr>
+        <w:t>{{var21}}</w:t>
+      </w:r>
+      <w:r>
+        <w:rPr>
+          <w:rFonts w:ascii="Times New Roman" w:eastAsia="Times New Roman" w:hAnsi="Times New Roman" w:cs="Times New Roman"/>
+        </w:rPr>
+        <w:t xml:space="preserve"> de Termo de Compromisso com as novas equipes participantes da </w:t>
       </w:r>
       <w:proofErr w:type="spellStart"/>
       <w:r>
@@ -512,7 +762,7 @@
         </w:rPr>
       </w:pPr>
       <w:r>
-        <w:pict w14:anchorId="2A5CC399">
+        <w:pict w14:anchorId="7E0C6D20">
           <v:rect id="_x0000_i1026" style="width:0;height:1.5pt" o:hralign="center" o:hrstd="t" o:hr="t" fillcolor="#a0a0a0" stroked="f"/>
         </w:pict>
       </w:r>
@@ -539,7 +789,6 @@
           <w:b/>
         </w:rPr>
       </w:pPr>
-      <w:proofErr w:type="gramStart"/>
       <w:r>
         <w:rPr>
           <w:rFonts w:ascii="Times New Roman" w:eastAsia="Times New Roman" w:hAnsi="Times New Roman" w:cs="Times New Roman"/>
@@ -547,7 +796,6 @@
         </w:rPr>
         <w:t>3.1 Planejamento</w:t>
       </w:r>
-      <w:proofErr w:type="gramEnd"/>
     </w:p>
     <w:p>
       <w:pPr>
@@ -562,7 +810,19 @@
           <w:rFonts w:ascii="Times New Roman" w:eastAsia="Times New Roman" w:hAnsi="Times New Roman" w:cs="Times New Roman"/>
         </w:rPr>
         <w:lastRenderedPageBreak/>
-        <w:t>Cada uma das var20 empresas participantes da modalidade de incubação elaborou um Plano de Ação com o apoio da equipe técnica da incubadora, contemplando metas semestrais de desenvolvimento.</w:t>
+        <w:t xml:space="preserve">Cada uma das </w:t>
+      </w:r>
+      <w:r>
+        <w:rPr>
+          <w:rFonts w:ascii="Times New Roman" w:eastAsia="Times New Roman" w:hAnsi="Times New Roman" w:cs="Times New Roman"/>
+        </w:rPr>
+        <w:t>{{var22}}</w:t>
+      </w:r>
+      <w:r>
+        <w:rPr>
+          <w:rFonts w:ascii="Times New Roman" w:eastAsia="Times New Roman" w:hAnsi="Times New Roman" w:cs="Times New Roman"/>
+        </w:rPr>
+        <w:t xml:space="preserve"> empresas participantes da modalidade de incubação elaborou um Plano de Ação com o apoio da equipe técnica da incubadora, contemplando metas semestrais de desenvolvimento.</w:t>
       </w:r>
     </w:p>
     <w:p>
@@ -577,7 +837,19 @@
         <w:rPr>
           <w:rFonts w:ascii="Times New Roman" w:eastAsia="Times New Roman" w:hAnsi="Times New Roman" w:cs="Times New Roman"/>
         </w:rPr>
-        <w:t xml:space="preserve">E cada umas das var21 equipes participantes da </w:t>
+        <w:t xml:space="preserve">E cada umas das </w:t>
+      </w:r>
+      <w:r>
+        <w:rPr>
+          <w:rFonts w:ascii="Times New Roman" w:eastAsia="Times New Roman" w:hAnsi="Times New Roman" w:cs="Times New Roman"/>
+        </w:rPr>
+        <w:t>{{var23}}</w:t>
+      </w:r>
+      <w:r>
+        <w:rPr>
+          <w:rFonts w:ascii="Times New Roman" w:eastAsia="Times New Roman" w:hAnsi="Times New Roman" w:cs="Times New Roman"/>
+        </w:rPr>
+        <w:t xml:space="preserve"> equipes participantes da </w:t>
       </w:r>
       <w:proofErr w:type="spellStart"/>
       <w:r>
@@ -598,31 +870,23 @@
         <w:rPr>
           <w:rFonts w:ascii="Times New Roman" w:eastAsia="Times New Roman" w:hAnsi="Times New Roman" w:cs="Times New Roman"/>
         </w:rPr>
-        <w:t xml:space="preserve">renome,  </w:t>
+        <w:t>renome,  mentorias</w:t>
+      </w:r>
+      <w:proofErr w:type="gramEnd"/>
+      <w:r>
+        <w:rPr>
+          <w:rFonts w:ascii="Times New Roman" w:eastAsia="Times New Roman" w:hAnsi="Times New Roman" w:cs="Times New Roman"/>
+        </w:rPr>
+        <w:t xml:space="preserve"> especializadas, monitoramento contínuo e entregáveis estratégicos, abordando tópicos essenciais para o desenvolvimento e estruturação de projetos </w:t>
       </w:r>
       <w:proofErr w:type="spellStart"/>
       <w:r>
         <w:rPr>
           <w:rFonts w:ascii="Times New Roman" w:eastAsia="Times New Roman" w:hAnsi="Times New Roman" w:cs="Times New Roman"/>
         </w:rPr>
-        <w:t>mentorias</w:t>
+        <w:t>Deep</w:t>
       </w:r>
       <w:proofErr w:type="spellEnd"/>
-      <w:proofErr w:type="gramEnd"/>
-      <w:r>
-        <w:rPr>
-          <w:rFonts w:ascii="Times New Roman" w:eastAsia="Times New Roman" w:hAnsi="Times New Roman" w:cs="Times New Roman"/>
-        </w:rPr>
-        <w:t xml:space="preserve"> especializadas, monitoramento contínuo e entregáveis estratégicos, abordando tópicos essenciais para o desenvolvimento e estruturação de projetos </w:t>
-      </w:r>
-      <w:proofErr w:type="spellStart"/>
-      <w:r>
-        <w:rPr>
-          <w:rFonts w:ascii="Times New Roman" w:eastAsia="Times New Roman" w:hAnsi="Times New Roman" w:cs="Times New Roman"/>
-        </w:rPr>
-        <w:t>Deep</w:t>
-      </w:r>
-      <w:proofErr w:type="spellEnd"/>
       <w:r>
         <w:rPr>
           <w:rFonts w:ascii="Times New Roman" w:eastAsia="Times New Roman" w:hAnsi="Times New Roman" w:cs="Times New Roman"/>
@@ -636,21 +900,12 @@
           <w:rFonts w:ascii="Times New Roman" w:eastAsia="Times New Roman" w:hAnsi="Times New Roman" w:cs="Times New Roman"/>
         </w:rPr>
       </w:pPr>
-      <w:proofErr w:type="gramStart"/>
-      <w:r>
-        <w:rPr>
-          <w:rFonts w:ascii="Times New Roman" w:eastAsia="Times New Roman" w:hAnsi="Times New Roman" w:cs="Times New Roman"/>
-          <w:b/>
-        </w:rPr>
-        <w:t>3.2 Agregação</w:t>
-      </w:r>
-      <w:proofErr w:type="gramEnd"/>
-      <w:r>
-        <w:rPr>
-          <w:rFonts w:ascii="Times New Roman" w:eastAsia="Times New Roman" w:hAnsi="Times New Roman" w:cs="Times New Roman"/>
-          <w:b/>
-        </w:rPr>
-        <w:t xml:space="preserve"> de Valor</w:t>
+      <w:r>
+        <w:rPr>
+          <w:rFonts w:ascii="Times New Roman" w:eastAsia="Times New Roman" w:hAnsi="Times New Roman" w:cs="Times New Roman"/>
+          <w:b/>
+        </w:rPr>
+        <w:t>3.2 Agregação de Valor</w:t>
       </w:r>
     </w:p>
     <w:p>
@@ -675,7 +930,19 @@
         <w:rPr>
           <w:rFonts w:ascii="Times New Roman" w:eastAsia="Times New Roman" w:hAnsi="Times New Roman" w:cs="Times New Roman"/>
         </w:rPr>
-        <w:t xml:space="preserve"> Foram ofertados var22 cursos/oficinas/aulas em temáticas como desmistificando o empreendedorismo acadêmico, </w:t>
+        <w:t xml:space="preserve"> Foram ofertados </w:t>
+      </w:r>
+      <w:r>
+        <w:rPr>
+          <w:rFonts w:ascii="Times New Roman" w:eastAsia="Times New Roman" w:hAnsi="Times New Roman" w:cs="Times New Roman"/>
+        </w:rPr>
+        <w:t>{{var24}}</w:t>
+      </w:r>
+      <w:r>
+        <w:rPr>
+          <w:rFonts w:ascii="Times New Roman" w:eastAsia="Times New Roman" w:hAnsi="Times New Roman" w:cs="Times New Roman"/>
+        </w:rPr>
+        <w:t xml:space="preserve"> cursos/oficinas/aulas em temáticas como desmistificando o empreendedorismo acadêmico, </w:t>
       </w:r>
       <w:proofErr w:type="spellStart"/>
       <w:r>
@@ -722,43 +989,25 @@
           <w:rFonts w:ascii="Times New Roman" w:eastAsia="Times New Roman" w:hAnsi="Times New Roman" w:cs="Times New Roman"/>
           <w:b/>
         </w:rPr>
-        <w:t>Consultorias/</w:t>
-      </w:r>
-      <w:proofErr w:type="spellStart"/>
-      <w:r>
-        <w:rPr>
-          <w:rFonts w:ascii="Times New Roman" w:eastAsia="Times New Roman" w:hAnsi="Times New Roman" w:cs="Times New Roman"/>
-          <w:b/>
-        </w:rPr>
-        <w:t>Mentorias</w:t>
-      </w:r>
-      <w:proofErr w:type="spellEnd"/>
-      <w:r>
-        <w:rPr>
-          <w:rFonts w:ascii="Times New Roman" w:eastAsia="Times New Roman" w:hAnsi="Times New Roman" w:cs="Times New Roman"/>
-          <w:b/>
-        </w:rPr>
-        <w:t>:</w:t>
-      </w:r>
-      <w:r>
-        <w:rPr>
-          <w:rFonts w:ascii="Times New Roman" w:eastAsia="Times New Roman" w:hAnsi="Times New Roman" w:cs="Times New Roman"/>
-        </w:rPr>
-        <w:t xml:space="preserve"> Realizadas var23 de </w:t>
-      </w:r>
-      <w:proofErr w:type="spellStart"/>
-      <w:r>
-        <w:rPr>
-          <w:rFonts w:ascii="Times New Roman" w:eastAsia="Times New Roman" w:hAnsi="Times New Roman" w:cs="Times New Roman"/>
-        </w:rPr>
-        <w:t>mentorias</w:t>
-      </w:r>
-      <w:proofErr w:type="spellEnd"/>
-      <w:r>
-        <w:rPr>
-          <w:rFonts w:ascii="Times New Roman" w:eastAsia="Times New Roman" w:hAnsi="Times New Roman" w:cs="Times New Roman"/>
-        </w:rPr>
-        <w:t xml:space="preserve"> personalizadas em áreas de gestão, inovação, mercado e que contemplaram a trilha </w:t>
+        <w:t>Consultorias/Mentorias:</w:t>
+      </w:r>
+      <w:r>
+        <w:rPr>
+          <w:rFonts w:ascii="Times New Roman" w:eastAsia="Times New Roman" w:hAnsi="Times New Roman" w:cs="Times New Roman"/>
+        </w:rPr>
+        <w:t xml:space="preserve"> Realizadas </w:t>
+      </w:r>
+      <w:r>
+        <w:rPr>
+          <w:rFonts w:ascii="Times New Roman" w:eastAsia="Times New Roman" w:hAnsi="Times New Roman" w:cs="Times New Roman"/>
+        </w:rPr>
+        <w:t>{{var25}}</w:t>
+      </w:r>
+      <w:r>
+        <w:rPr>
+          <w:rFonts w:ascii="Times New Roman" w:eastAsia="Times New Roman" w:hAnsi="Times New Roman" w:cs="Times New Roman"/>
+        </w:rPr>
+        <w:t xml:space="preserve"> de mentorias personalizadas em áreas de gestão, inovação, mercado e que contemplaram a trilha </w:t>
       </w:r>
       <w:proofErr w:type="spellStart"/>
       <w:r>
@@ -797,7 +1046,19 @@
         <w:rPr>
           <w:rFonts w:ascii="Times New Roman" w:eastAsia="Times New Roman" w:hAnsi="Times New Roman" w:cs="Times New Roman"/>
         </w:rPr>
-        <w:t xml:space="preserve"> Foram estabelecidas var24 de reuniões e conexões com instituições, empresas, órgãos públicos, fontes de financiamento e aceleradoras para as empresas e equipes participantes do programa de incubação.</w:t>
+        <w:t xml:space="preserve"> Foram estabelecidas </w:t>
+      </w:r>
+      <w:r>
+        <w:rPr>
+          <w:rFonts w:ascii="Times New Roman" w:eastAsia="Times New Roman" w:hAnsi="Times New Roman" w:cs="Times New Roman"/>
+        </w:rPr>
+        <w:t>{{var26}}</w:t>
+      </w:r>
+      <w:r>
+        <w:rPr>
+          <w:rFonts w:ascii="Times New Roman" w:eastAsia="Times New Roman" w:hAnsi="Times New Roman" w:cs="Times New Roman"/>
+        </w:rPr>
+        <w:t xml:space="preserve"> de reuniões e conexões com instituições, empresas, órgãos públicos, fontes de financiamento e aceleradoras para as empresas e equipes participantes do programa de incubação.</w:t>
       </w:r>
     </w:p>
     <w:p>
@@ -822,7 +1083,19 @@
         <w:rPr>
           <w:rFonts w:ascii="Times New Roman" w:eastAsia="Times New Roman" w:hAnsi="Times New Roman" w:cs="Times New Roman"/>
         </w:rPr>
-        <w:t xml:space="preserve"> Foram realizados var25 atendimentos relacionados conexão e desenvolvimento de parcerias entre as empresas/equipes vinculadas a INCUBAUECE e empresas beneficiárias pela Lei de Informática.</w:t>
+        <w:t xml:space="preserve"> Foram realizados </w:t>
+      </w:r>
+      <w:r>
+        <w:rPr>
+          <w:rFonts w:ascii="Times New Roman" w:eastAsia="Times New Roman" w:hAnsi="Times New Roman" w:cs="Times New Roman"/>
+        </w:rPr>
+        <w:t>{{var27}}</w:t>
+      </w:r>
+      <w:r>
+        <w:rPr>
+          <w:rFonts w:ascii="Times New Roman" w:eastAsia="Times New Roman" w:hAnsi="Times New Roman" w:cs="Times New Roman"/>
+        </w:rPr>
+        <w:t xml:space="preserve"> atendimentos relacionados conexão e desenvolvimento de parcerias entre as empresas/equipes vinculadas a INCUBAUECE e empresas beneficiárias pela Lei de Informática.</w:t>
       </w:r>
     </w:p>
     <w:p>
@@ -847,7 +1120,19 @@
         <w:rPr>
           <w:rFonts w:ascii="Times New Roman" w:eastAsia="Times New Roman" w:hAnsi="Times New Roman" w:cs="Times New Roman"/>
         </w:rPr>
-        <w:t xml:space="preserve"> Foram ofertados var26 serviços oferecidos por instituições, empresas e ambientes do ecossistema de inovação para empresas/equipes vinculadas a INCUBAUECE. </w:t>
+        <w:t xml:space="preserve"> Foram ofertados </w:t>
+      </w:r>
+      <w:r>
+        <w:rPr>
+          <w:rFonts w:ascii="Times New Roman" w:eastAsia="Times New Roman" w:hAnsi="Times New Roman" w:cs="Times New Roman"/>
+        </w:rPr>
+        <w:t>{{var28}}</w:t>
+      </w:r>
+      <w:r>
+        <w:rPr>
+          <w:rFonts w:ascii="Times New Roman" w:eastAsia="Times New Roman" w:hAnsi="Times New Roman" w:cs="Times New Roman"/>
+        </w:rPr>
+        <w:t xml:space="preserve"> serviços oferecidos por instituições, empresas e ambientes do ecossistema de inovação para empresas/equipes vinculadas a INCUBAUECE. </w:t>
       </w:r>
     </w:p>
     <w:p>
@@ -872,7 +1157,31 @@
         <w:rPr>
           <w:rFonts w:ascii="Times New Roman" w:eastAsia="Times New Roman" w:hAnsi="Times New Roman" w:cs="Times New Roman"/>
         </w:rPr>
-        <w:t xml:space="preserve"> Foram realizadas a divulgação de var27 oportunidades de captação de recursos ou participação em evento para as empresas/equipes vinculadas a INCUBAUECE. Também, as empresas/equipes participantes do programa de incubação tiveram destaque em var28 matérias/publicações nas redes sociais e site da incubadora.</w:t>
+        <w:t xml:space="preserve"> Foram realizadas a divulgação de </w:t>
+      </w:r>
+      <w:r>
+        <w:rPr>
+          <w:rFonts w:ascii="Times New Roman" w:eastAsia="Times New Roman" w:hAnsi="Times New Roman" w:cs="Times New Roman"/>
+        </w:rPr>
+        <w:t>{{var29}}</w:t>
+      </w:r>
+      <w:r>
+        <w:rPr>
+          <w:rFonts w:ascii="Times New Roman" w:eastAsia="Times New Roman" w:hAnsi="Times New Roman" w:cs="Times New Roman"/>
+        </w:rPr>
+        <w:t xml:space="preserve"> oportunidades de captação de recursos ou participação em evento para as empresas/equipes vinculadas a INCUBAUECE. Também, as empresas/equipes participantes do programa de incubação tiveram destaque em </w:t>
+      </w:r>
+      <w:r>
+        <w:rPr>
+          <w:rFonts w:ascii="Times New Roman" w:eastAsia="Times New Roman" w:hAnsi="Times New Roman" w:cs="Times New Roman"/>
+        </w:rPr>
+        <w:t>{{var30}}</w:t>
+      </w:r>
+      <w:r>
+        <w:rPr>
+          <w:rFonts w:ascii="Times New Roman" w:eastAsia="Times New Roman" w:hAnsi="Times New Roman" w:cs="Times New Roman"/>
+        </w:rPr>
+        <w:t xml:space="preserve"> matérias/publicações nas redes sociais e site da incubadora.</w:t>
       </w:r>
     </w:p>
     <w:p>
@@ -897,7 +1206,19 @@
         <w:rPr>
           <w:rFonts w:ascii="Times New Roman" w:eastAsia="Times New Roman" w:hAnsi="Times New Roman" w:cs="Times New Roman"/>
         </w:rPr>
-        <w:t xml:space="preserve"> Incentivou-se a participação em var29 eventos locais, nacionais e internacionais de inovação e empreendedorismo.</w:t>
+        <w:t xml:space="preserve"> Incentivou-se a participação em </w:t>
+      </w:r>
+      <w:r>
+        <w:rPr>
+          <w:rFonts w:ascii="Times New Roman" w:eastAsia="Times New Roman" w:hAnsi="Times New Roman" w:cs="Times New Roman"/>
+        </w:rPr>
+        <w:t>{{var31}}</w:t>
+      </w:r>
+      <w:r>
+        <w:rPr>
+          <w:rFonts w:ascii="Times New Roman" w:eastAsia="Times New Roman" w:hAnsi="Times New Roman" w:cs="Times New Roman"/>
+        </w:rPr>
+        <w:t xml:space="preserve"> eventos locais, nacionais e internacionais de inovação e empreendedorismo.</w:t>
       </w:r>
     </w:p>
     <w:p>
@@ -928,7 +1249,6 @@
           <w:b/>
         </w:rPr>
       </w:pPr>
-      <w:proofErr w:type="gramStart"/>
       <w:r>
         <w:rPr>
           <w:rFonts w:ascii="Times New Roman" w:eastAsia="Times New Roman" w:hAnsi="Times New Roman" w:cs="Times New Roman"/>
@@ -936,7 +1256,6 @@
         </w:rPr>
         <w:t>3.3 Monitoramento</w:t>
       </w:r>
-      <w:proofErr w:type="gramEnd"/>
     </w:p>
     <w:p>
       <w:pPr>
@@ -950,7 +1269,31 @@
         <w:rPr>
           <w:rFonts w:ascii="Times New Roman" w:eastAsia="Times New Roman" w:hAnsi="Times New Roman" w:cs="Times New Roman"/>
         </w:rPr>
-        <w:t xml:space="preserve">A equipe da incubadora acompanhou conforme planejamento os empreendimentos incubados, registrando indicadores como evolução tecnológica, participação em editais, geração de empregos e captação de recursos. Onde foram realizadas var30 reuniões de monitoramento com as empresas participantes da modalidade incubação e associação e var31 com as equipes participantes da </w:t>
+        <w:t xml:space="preserve">A equipe da incubadora acompanhou conforme planejamento os empreendimentos incubados, registrando indicadores como evolução tecnológica, participação em editais, geração de empregos e captação de recursos. Onde foram realizadas </w:t>
+      </w:r>
+      <w:r>
+        <w:rPr>
+          <w:rFonts w:ascii="Times New Roman" w:eastAsia="Times New Roman" w:hAnsi="Times New Roman" w:cs="Times New Roman"/>
+        </w:rPr>
+        <w:t>{{var32}}</w:t>
+      </w:r>
+      <w:r>
+        <w:rPr>
+          <w:rFonts w:ascii="Times New Roman" w:eastAsia="Times New Roman" w:hAnsi="Times New Roman" w:cs="Times New Roman"/>
+        </w:rPr>
+        <w:t xml:space="preserve"> reuniões de monitoramento com as empresas participantes da modalidade incubação e associação e </w:t>
+      </w:r>
+      <w:r>
+        <w:rPr>
+          <w:rFonts w:ascii="Times New Roman" w:eastAsia="Times New Roman" w:hAnsi="Times New Roman" w:cs="Times New Roman"/>
+        </w:rPr>
+        <w:t>{{var33}}</w:t>
+      </w:r>
+      <w:r>
+        <w:rPr>
+          <w:rFonts w:ascii="Times New Roman" w:eastAsia="Times New Roman" w:hAnsi="Times New Roman" w:cs="Times New Roman"/>
+        </w:rPr>
+        <w:t xml:space="preserve"> com as equipes participantes da </w:t>
       </w:r>
       <w:proofErr w:type="spellStart"/>
       <w:r>
@@ -974,7 +1317,7 @@
         </w:rPr>
       </w:pPr>
       <w:r>
-        <w:pict w14:anchorId="258E372C">
+        <w:pict w14:anchorId="3DC35731">
           <v:rect id="_x0000_i1027" style="width:0;height:1.5pt" o:hralign="center" o:hrstd="t" o:hr="t" fillcolor="#a0a0a0" stroked="f"/>
         </w:pict>
       </w:r>
@@ -991,7 +1334,6 @@
           <w:rFonts w:ascii="Times New Roman" w:eastAsia="Times New Roman" w:hAnsi="Times New Roman" w:cs="Times New Roman"/>
           <w:b/>
         </w:rPr>
-        <w:lastRenderedPageBreak/>
         <w:t xml:space="preserve">4. Graduação e Relacionamento com Graduados </w:t>
       </w:r>
     </w:p>
@@ -1002,7 +1344,6 @@
           <w:b/>
         </w:rPr>
       </w:pPr>
-      <w:proofErr w:type="gramStart"/>
       <w:r>
         <w:rPr>
           <w:rFonts w:ascii="Times New Roman" w:eastAsia="Times New Roman" w:hAnsi="Times New Roman" w:cs="Times New Roman"/>
@@ -1010,7 +1351,6 @@
         </w:rPr>
         <w:t>4.1 Graduação</w:t>
       </w:r>
-      <w:proofErr w:type="gramEnd"/>
     </w:p>
     <w:p>
       <w:pPr>
@@ -1024,7 +1364,58 @@
         <w:rPr>
           <w:rFonts w:ascii="Times New Roman" w:eastAsia="Times New Roman" w:hAnsi="Times New Roman" w:cs="Times New Roman"/>
         </w:rPr>
-        <w:t xml:space="preserve">No var32 semestre, var33 empresas concluíram a incubação e var34 equipes concluíram o ciclo da </w:t>
+        <w:lastRenderedPageBreak/>
+        <w:t xml:space="preserve">No </w:t>
+      </w:r>
+      <w:r>
+        <w:rPr>
+          <w:rFonts w:ascii="Times New Roman" w:eastAsia="Times New Roman" w:hAnsi="Times New Roman" w:cs="Times New Roman"/>
+        </w:rPr>
+        <w:t>{{var34</w:t>
+      </w:r>
+      <w:proofErr w:type="gramStart"/>
+      <w:r>
+        <w:rPr>
+          <w:rFonts w:ascii="Times New Roman" w:eastAsia="Times New Roman" w:hAnsi="Times New Roman" w:cs="Times New Roman"/>
+        </w:rPr>
+        <w:t>}}</w:t>
+      </w:r>
+      <w:r>
+        <w:rPr>
+          <w:rFonts w:ascii="Times New Roman" w:eastAsia="Times New Roman" w:hAnsi="Times New Roman" w:cs="Times New Roman"/>
+        </w:rPr>
+        <w:t>º</w:t>
+      </w:r>
+      <w:proofErr w:type="gramEnd"/>
+      <w:r>
+        <w:rPr>
+          <w:rFonts w:ascii="Times New Roman" w:eastAsia="Times New Roman" w:hAnsi="Times New Roman" w:cs="Times New Roman"/>
+        </w:rPr>
+        <w:t xml:space="preserve"> semestre, </w:t>
+      </w:r>
+      <w:r>
+        <w:rPr>
+          <w:rFonts w:ascii="Times New Roman" w:eastAsia="Times New Roman" w:hAnsi="Times New Roman" w:cs="Times New Roman"/>
+        </w:rPr>
+        <w:t>{{var35}}</w:t>
+      </w:r>
+      <w:r>
+        <w:rPr>
+          <w:rFonts w:ascii="Times New Roman" w:eastAsia="Times New Roman" w:hAnsi="Times New Roman" w:cs="Times New Roman"/>
+        </w:rPr>
+        <w:t xml:space="preserve"> empresas concluíram a incubação e </w:t>
+      </w:r>
+      <w:r>
+        <w:rPr>
+          <w:rFonts w:ascii="Times New Roman" w:eastAsia="Times New Roman" w:hAnsi="Times New Roman" w:cs="Times New Roman"/>
+        </w:rPr>
+        <w:t>{{var36}}</w:t>
+      </w:r>
+      <w:r>
+        <w:rPr>
+          <w:rFonts w:ascii="Times New Roman" w:eastAsia="Times New Roman" w:hAnsi="Times New Roman" w:cs="Times New Roman"/>
+        </w:rPr>
+        <w:t xml:space="preserve"> equipes concluíram o ciclo da </w:t>
       </w:r>
       <w:proofErr w:type="spellStart"/>
       <w:r>
@@ -1048,21 +1439,12 @@
           <w:b/>
         </w:rPr>
       </w:pPr>
-      <w:proofErr w:type="gramStart"/>
-      <w:r>
-        <w:rPr>
-          <w:rFonts w:ascii="Times New Roman" w:eastAsia="Times New Roman" w:hAnsi="Times New Roman" w:cs="Times New Roman"/>
-          <w:b/>
-        </w:rPr>
-        <w:t>4.2 Relacionamento</w:t>
-      </w:r>
-      <w:proofErr w:type="gramEnd"/>
-      <w:r>
-        <w:rPr>
-          <w:rFonts w:ascii="Times New Roman" w:eastAsia="Times New Roman" w:hAnsi="Times New Roman" w:cs="Times New Roman"/>
-          <w:b/>
-        </w:rPr>
-        <w:t xml:space="preserve"> com Graduados</w:t>
+      <w:r>
+        <w:rPr>
+          <w:rFonts w:ascii="Times New Roman" w:eastAsia="Times New Roman" w:hAnsi="Times New Roman" w:cs="Times New Roman"/>
+          <w:b/>
+        </w:rPr>
+        <w:t>4.2 Relacionamento com Graduados</w:t>
       </w:r>
     </w:p>
     <w:p>
@@ -1077,7 +1459,55 @@
         <w:rPr>
           <w:rFonts w:ascii="Times New Roman" w:eastAsia="Times New Roman" w:hAnsi="Times New Roman" w:cs="Times New Roman"/>
         </w:rPr>
-        <w:t xml:space="preserve">As empresas graduadas participaram como mentoras e palestrantes em var35 atividades da incubadora, além de terem recebido var36 informações sobre editais e oportunidades de mercado. A Incubadora subsidiou, no todo ou em parte, a participação das empresas em var37 de eventos promovidos pela incubadora, em var38 de consultorias técnicas relacionadas a Propriedade intelectual e transferência de tecnologia por meio da Agência de inovação da UECE e instituições parceiras.  </w:t>
+        <w:t xml:space="preserve">As empresas graduadas participaram como mentoras e palestrantes em </w:t>
+      </w:r>
+      <w:r>
+        <w:rPr>
+          <w:rFonts w:ascii="Times New Roman" w:eastAsia="Times New Roman" w:hAnsi="Times New Roman" w:cs="Times New Roman"/>
+        </w:rPr>
+        <w:t>{{var37}}</w:t>
+      </w:r>
+      <w:r>
+        <w:rPr>
+          <w:rFonts w:ascii="Times New Roman" w:eastAsia="Times New Roman" w:hAnsi="Times New Roman" w:cs="Times New Roman"/>
+        </w:rPr>
+        <w:t xml:space="preserve"> atividades da incubadora, além de terem recebido </w:t>
+      </w:r>
+      <w:r>
+        <w:rPr>
+          <w:rFonts w:ascii="Times New Roman" w:eastAsia="Times New Roman" w:hAnsi="Times New Roman" w:cs="Times New Roman"/>
+        </w:rPr>
+        <w:t>{{var38}}</w:t>
+      </w:r>
+      <w:r>
+        <w:rPr>
+          <w:rFonts w:ascii="Times New Roman" w:eastAsia="Times New Roman" w:hAnsi="Times New Roman" w:cs="Times New Roman"/>
+        </w:rPr>
+        <w:t xml:space="preserve"> informações sobre editais e oportunidades de mercado. A Incubadora subsidiou, no todo ou em parte, a participação das empresas em </w:t>
+      </w:r>
+      <w:r>
+        <w:rPr>
+          <w:rFonts w:ascii="Times New Roman" w:eastAsia="Times New Roman" w:hAnsi="Times New Roman" w:cs="Times New Roman"/>
+        </w:rPr>
+        <w:t>{{var39}}</w:t>
+      </w:r>
+      <w:r>
+        <w:rPr>
+          <w:rFonts w:ascii="Times New Roman" w:eastAsia="Times New Roman" w:hAnsi="Times New Roman" w:cs="Times New Roman"/>
+        </w:rPr>
+        <w:t xml:space="preserve"> de eventos promovidos pela incubadora, em </w:t>
+      </w:r>
+      <w:r>
+        <w:rPr>
+          <w:rFonts w:ascii="Times New Roman" w:eastAsia="Times New Roman" w:hAnsi="Times New Roman" w:cs="Times New Roman"/>
+        </w:rPr>
+        <w:t>{{var40}}</w:t>
+      </w:r>
+      <w:r>
+        <w:rPr>
+          <w:rFonts w:ascii="Times New Roman" w:eastAsia="Times New Roman" w:hAnsi="Times New Roman" w:cs="Times New Roman"/>
+        </w:rPr>
+        <w:t xml:space="preserve"> de consultorias técnicas relacionadas a Propriedade intelectual e transferência de tecnologia por meio da Agência de inovação da UECE e instituições parceiras.  </w:t>
       </w:r>
     </w:p>
     <w:p>
@@ -1092,7 +1522,19 @@
         <w:rPr>
           <w:rFonts w:ascii="Times New Roman" w:eastAsia="Times New Roman" w:hAnsi="Times New Roman" w:cs="Times New Roman"/>
         </w:rPr>
-        <w:t xml:space="preserve">Além de viabilizar var39 de reuniões de acesso aos laboratórios e professores/pesquisadores e alunos da UECE, e articular e facilitar a conexão entre as empresas e atores do ecossistema de inovação. </w:t>
+        <w:t xml:space="preserve">Além de viabilizar </w:t>
+      </w:r>
+      <w:r>
+        <w:rPr>
+          <w:rFonts w:ascii="Times New Roman" w:eastAsia="Times New Roman" w:hAnsi="Times New Roman" w:cs="Times New Roman"/>
+        </w:rPr>
+        <w:t>{{var41}}</w:t>
+      </w:r>
+      <w:r>
+        <w:rPr>
+          <w:rFonts w:ascii="Times New Roman" w:eastAsia="Times New Roman" w:hAnsi="Times New Roman" w:cs="Times New Roman"/>
+        </w:rPr>
+        <w:t xml:space="preserve"> de reuniões de acesso aos laboratórios e professores/pesquisadores e alunos da UECE, e articular e facilitar a conexão entre as empresas e atores do ecossistema de inovação. </w:t>
       </w:r>
     </w:p>
     <w:p>
@@ -1123,7 +1565,7 @@
         </w:rPr>
       </w:pPr>
       <w:r>
-        <w:pict w14:anchorId="75954F5A">
+        <w:pict w14:anchorId="09F4C24E">
           <v:rect id="_x0000_i1028" style="width:0;height:1.5pt" o:hralign="center" o:hrstd="t" o:hr="t" fillcolor="#a0a0a0" stroked="f"/>
         </w:pict>
       </w:r>
@@ -1170,31 +1612,34 @@
         <w:rPr>
           <w:rFonts w:ascii="Times New Roman" w:eastAsia="Times New Roman" w:hAnsi="Times New Roman" w:cs="Times New Roman"/>
         </w:rPr>
-        <w:t>A equipe da incubadora contou com var40 colaboradores entre bolsistas, estagiários e equipe técnica, atuando no acompanhamento das empresas e na gestão administrativa.</w:t>
-      </w:r>
-    </w:p>
-    <w:p>
-      <w:pPr>
-        <w:rPr>
-          <w:rFonts w:ascii="Times New Roman" w:eastAsia="Times New Roman" w:hAnsi="Times New Roman" w:cs="Times New Roman"/>
-          <w:b/>
-        </w:rPr>
-      </w:pPr>
-      <w:proofErr w:type="gramStart"/>
-      <w:r>
-        <w:rPr>
-          <w:rFonts w:ascii="Times New Roman" w:eastAsia="Times New Roman" w:hAnsi="Times New Roman" w:cs="Times New Roman"/>
-          <w:b/>
-        </w:rPr>
-        <w:t>5.2 Operação</w:t>
-      </w:r>
-      <w:proofErr w:type="gramEnd"/>
-      <w:r>
-        <w:rPr>
-          <w:rFonts w:ascii="Times New Roman" w:eastAsia="Times New Roman" w:hAnsi="Times New Roman" w:cs="Times New Roman"/>
-          <w:b/>
-        </w:rPr>
-        <w:t xml:space="preserve"> da Incubadora</w:t>
+        <w:t xml:space="preserve">A equipe da incubadora contou com </w:t>
+      </w:r>
+      <w:r>
+        <w:rPr>
+          <w:rFonts w:ascii="Times New Roman" w:eastAsia="Times New Roman" w:hAnsi="Times New Roman" w:cs="Times New Roman"/>
+        </w:rPr>
+        <w:t>{{var42}}</w:t>
+      </w:r>
+      <w:r>
+        <w:rPr>
+          <w:rFonts w:ascii="Times New Roman" w:eastAsia="Times New Roman" w:hAnsi="Times New Roman" w:cs="Times New Roman"/>
+        </w:rPr>
+        <w:t xml:space="preserve"> colaboradores entre bolsistas, estagiários e equipe técnica, atuando no acompanhamento das empresas e na gestão administrativa.</w:t>
+      </w:r>
+    </w:p>
+    <w:p>
+      <w:pPr>
+        <w:rPr>
+          <w:rFonts w:ascii="Times New Roman" w:eastAsia="Times New Roman" w:hAnsi="Times New Roman" w:cs="Times New Roman"/>
+          <w:b/>
+        </w:rPr>
+      </w:pPr>
+      <w:r>
+        <w:rPr>
+          <w:rFonts w:ascii="Times New Roman" w:eastAsia="Times New Roman" w:hAnsi="Times New Roman" w:cs="Times New Roman"/>
+          <w:b/>
+        </w:rPr>
+        <w:t>5.2 Operação da Incubadora</w:t>
       </w:r>
     </w:p>
     <w:p>
@@ -1209,21 +1654,92 @@
         <w:rPr>
           <w:rFonts w:ascii="Times New Roman" w:eastAsia="Times New Roman" w:hAnsi="Times New Roman" w:cs="Times New Roman"/>
         </w:rPr>
-        <w:t xml:space="preserve">Durante o var41 semestre, a incubadora teve uma receita bruta de R$ var42 (var43) com as taxas relacionadas ao programa de incubação e recursos captados por meio de projetos e prestação de serviços. Tendo como despesas o valor de R$ var44 </w:t>
+        <w:t xml:space="preserve">Durante o </w:t>
+      </w:r>
+      <w:r>
+        <w:rPr>
+          <w:rFonts w:ascii="Times New Roman" w:eastAsia="Times New Roman" w:hAnsi="Times New Roman" w:cs="Times New Roman"/>
+        </w:rPr>
+        <w:t>{{var43</w:t>
+      </w:r>
+      <w:proofErr w:type="gramStart"/>
+      <w:r>
+        <w:rPr>
+          <w:rFonts w:ascii="Times New Roman" w:eastAsia="Times New Roman" w:hAnsi="Times New Roman" w:cs="Times New Roman"/>
+        </w:rPr>
+        <w:t>}}</w:t>
+      </w:r>
+      <w:r>
+        <w:rPr>
+          <w:rFonts w:ascii="Times New Roman" w:eastAsia="Times New Roman" w:hAnsi="Times New Roman" w:cs="Times New Roman"/>
+        </w:rPr>
+        <w:t>º</w:t>
+      </w:r>
+      <w:proofErr w:type="gramEnd"/>
+      <w:r>
+        <w:rPr>
+          <w:rFonts w:ascii="Times New Roman" w:eastAsia="Times New Roman" w:hAnsi="Times New Roman" w:cs="Times New Roman"/>
+        </w:rPr>
+        <w:t xml:space="preserve"> semestre, a incubadora teve uma receita bruta de R$ </w:t>
+      </w:r>
+      <w:r>
+        <w:rPr>
+          <w:rFonts w:ascii="Times New Roman" w:eastAsia="Times New Roman" w:hAnsi="Times New Roman" w:cs="Times New Roman"/>
+        </w:rPr>
+        <w:t>{{var44}}</w:t>
+      </w:r>
+      <w:r>
+        <w:rPr>
+          <w:rFonts w:ascii="Times New Roman" w:eastAsia="Times New Roman" w:hAnsi="Times New Roman" w:cs="Times New Roman"/>
+        </w:rPr>
+        <w:t xml:space="preserve"> (</w:t>
+      </w:r>
+      <w:r>
+        <w:rPr>
+          <w:rFonts w:ascii="Times New Roman" w:eastAsia="Times New Roman" w:hAnsi="Times New Roman" w:cs="Times New Roman"/>
+        </w:rPr>
+        <w:t>{{var45}}</w:t>
+      </w:r>
+      <w:r>
+        <w:rPr>
+          <w:rFonts w:ascii="Times New Roman" w:eastAsia="Times New Roman" w:hAnsi="Times New Roman" w:cs="Times New Roman"/>
+        </w:rPr>
+        <w:t xml:space="preserve">) com as taxas relacionadas ao programa de incubação e recursos captados por meio de projetos e prestação de serviços. Tendo como despesas o valor de R$ </w:t>
+      </w:r>
+      <w:r>
+        <w:rPr>
+          <w:rFonts w:ascii="Times New Roman" w:eastAsia="Times New Roman" w:hAnsi="Times New Roman" w:cs="Times New Roman"/>
+        </w:rPr>
+        <w:t>{{var46}}</w:t>
       </w:r>
       <w:sdt>
         <w:sdtPr>
           <w:tag w:val="goog_rdk_1"/>
           <w:id w:val="-733315902"/>
         </w:sdtPr>
-        <w:sdtEndPr/>
-        <w:sdtContent/>
+        <w:sdtContent>
+          <w:r>
+            <w:t xml:space="preserve"> </w:t>
+          </w:r>
+        </w:sdtContent>
       </w:sdt>
       <w:r>
         <w:rPr>
           <w:rFonts w:ascii="Times New Roman" w:eastAsia="Times New Roman" w:hAnsi="Times New Roman" w:cs="Times New Roman"/>
         </w:rPr>
-        <w:t xml:space="preserve">(var45), seja de recursos próprios ou dos institutos de apoio ou da própria Universidade. </w:t>
+        <w:t>(</w:t>
+      </w:r>
+      <w:r>
+        <w:rPr>
+          <w:rFonts w:ascii="Times New Roman" w:eastAsia="Times New Roman" w:hAnsi="Times New Roman" w:cs="Times New Roman"/>
+        </w:rPr>
+        <w:t>{{var47}}</w:t>
+      </w:r>
+      <w:r>
+        <w:rPr>
+          <w:rFonts w:ascii="Times New Roman" w:eastAsia="Times New Roman" w:hAnsi="Times New Roman" w:cs="Times New Roman"/>
+        </w:rPr>
+        <w:t xml:space="preserve">), seja de recursos próprios ou dos institutos de apoio ou da própria Universidade. </w:t>
       </w:r>
     </w:p>
     <w:p>
@@ -1238,21 +1754,43 @@
         <w:rPr>
           <w:rFonts w:ascii="Times New Roman" w:eastAsia="Times New Roman" w:hAnsi="Times New Roman" w:cs="Times New Roman"/>
         </w:rPr>
-        <w:t xml:space="preserve">Em relação a infraestrutura física, foram disponibilizados var46 equipamentos e mobiliários para empresas/equipes participantes do programa de incubação, além da utilização por var47 empresas/equipes de salas de reunião, </w:t>
-      </w:r>
-      <w:proofErr w:type="spellStart"/>
-      <w:r>
-        <w:rPr>
-          <w:rFonts w:ascii="Times New Roman" w:eastAsia="Times New Roman" w:hAnsi="Times New Roman" w:cs="Times New Roman"/>
-        </w:rPr>
-        <w:t>coworking</w:t>
-      </w:r>
-      <w:proofErr w:type="spellEnd"/>
-      <w:r>
-        <w:rPr>
-          <w:rFonts w:ascii="Times New Roman" w:eastAsia="Times New Roman" w:hAnsi="Times New Roman" w:cs="Times New Roman"/>
-        </w:rPr>
-        <w:t xml:space="preserve"> e laboratórios. Foram realizados a pedido das empresas/equipes var48 de serviços operacionais como: manutenção de serviços de limpeza, elétricos, hidráulico e de internet disponibilizados por meio da Fundação Universidade Estadual do Ceará (FUNECE).</w:t>
+        <w:t xml:space="preserve">Em relação a infraestrutura física, foram disponibilizados </w:t>
+      </w:r>
+      <w:r>
+        <w:rPr>
+          <w:rFonts w:ascii="Times New Roman" w:eastAsia="Times New Roman" w:hAnsi="Times New Roman" w:cs="Times New Roman"/>
+        </w:rPr>
+        <w:t>{{var48}}</w:t>
+      </w:r>
+      <w:r>
+        <w:rPr>
+          <w:rFonts w:ascii="Times New Roman" w:eastAsia="Times New Roman" w:hAnsi="Times New Roman" w:cs="Times New Roman"/>
+        </w:rPr>
+        <w:t xml:space="preserve"> equipamentos e mobiliários para empresas/equipes participantes do programa de incubação, além da utilização por </w:t>
+      </w:r>
+      <w:r>
+        <w:rPr>
+          <w:rFonts w:ascii="Times New Roman" w:eastAsia="Times New Roman" w:hAnsi="Times New Roman" w:cs="Times New Roman"/>
+        </w:rPr>
+        <w:t>{{var49}}</w:t>
+      </w:r>
+      <w:r>
+        <w:rPr>
+          <w:rFonts w:ascii="Times New Roman" w:eastAsia="Times New Roman" w:hAnsi="Times New Roman" w:cs="Times New Roman"/>
+        </w:rPr>
+        <w:t xml:space="preserve"> empresas/equipes de salas de reunião, coworking e laboratórios. Foram realizados a pedido das empresas/equipes </w:t>
+      </w:r>
+      <w:r>
+        <w:rPr>
+          <w:rFonts w:ascii="Times New Roman" w:eastAsia="Times New Roman" w:hAnsi="Times New Roman" w:cs="Times New Roman"/>
+        </w:rPr>
+        <w:t>{{var50}}</w:t>
+      </w:r>
+      <w:r>
+        <w:rPr>
+          <w:rFonts w:ascii="Times New Roman" w:eastAsia="Times New Roman" w:hAnsi="Times New Roman" w:cs="Times New Roman"/>
+        </w:rPr>
+        <w:t xml:space="preserve"> de serviços operacionais como: manutenção de serviços de limpeza, elétricos, hidráulico e de internet disponibilizados por meio da Fundação Universidade Estadual do Ceará (FUNECE).</w:t>
       </w:r>
     </w:p>
     <w:p>
@@ -1282,17 +1820,41 @@
         <w:rPr>
           <w:rFonts w:ascii="Times New Roman" w:eastAsia="Times New Roman" w:hAnsi="Times New Roman" w:cs="Times New Roman"/>
         </w:rPr>
-        <w:t>Foram produzidos var49 conteúdos institucionais e divulgadas var50 notícias sobre a incubadora e suas ações nos sites da Incubadora e UECE.</w:t>
-      </w:r>
-    </w:p>
-    <w:p>
-      <w:pPr>
-        <w:rPr>
-          <w:rFonts w:ascii="Times New Roman" w:eastAsia="Times New Roman" w:hAnsi="Times New Roman" w:cs="Times New Roman"/>
-        </w:rPr>
-      </w:pPr>
-      <w:r>
-        <w:pict w14:anchorId="4D65F599">
+        <w:t xml:space="preserve">Foram produzidos </w:t>
+      </w:r>
+      <w:r>
+        <w:rPr>
+          <w:rFonts w:ascii="Times New Roman" w:eastAsia="Times New Roman" w:hAnsi="Times New Roman" w:cs="Times New Roman"/>
+        </w:rPr>
+        <w:t>{{var51}}</w:t>
+      </w:r>
+      <w:r>
+        <w:rPr>
+          <w:rFonts w:ascii="Times New Roman" w:eastAsia="Times New Roman" w:hAnsi="Times New Roman" w:cs="Times New Roman"/>
+        </w:rPr>
+        <w:t xml:space="preserve"> conteúdos institucionais e divulgadas </w:t>
+      </w:r>
+      <w:r>
+        <w:rPr>
+          <w:rFonts w:ascii="Times New Roman" w:eastAsia="Times New Roman" w:hAnsi="Times New Roman" w:cs="Times New Roman"/>
+        </w:rPr>
+        <w:t>{{var52}}</w:t>
+      </w:r>
+      <w:r>
+        <w:rPr>
+          <w:rFonts w:ascii="Times New Roman" w:eastAsia="Times New Roman" w:hAnsi="Times New Roman" w:cs="Times New Roman"/>
+        </w:rPr>
+        <w:t xml:space="preserve"> notícias sobre a incubadora e suas ações nos sites da Incubadora e UECE.</w:t>
+      </w:r>
+    </w:p>
+    <w:p>
+      <w:pPr>
+        <w:rPr>
+          <w:rFonts w:ascii="Times New Roman" w:eastAsia="Times New Roman" w:hAnsi="Times New Roman" w:cs="Times New Roman"/>
+        </w:rPr>
+      </w:pPr>
+      <w:r>
+        <w:pict w14:anchorId="0DCED31A">
           <v:rect id="_x0000_i1029" style="width:0;height:1.5pt" o:hralign="center" o:hrstd="t" o:hr="t" fillcolor="#a0a0a0" stroked="f"/>
         </w:pict>
       </w:r>
@@ -1407,27 +1969,12 @@
           <w:rFonts w:ascii="Times New Roman" w:eastAsia="Times New Roman" w:hAnsi="Times New Roman" w:cs="Times New Roman"/>
         </w:rPr>
       </w:pPr>
-      <w:proofErr w:type="gramStart"/>
-      <w:r>
-        <w:rPr>
-          <w:rFonts w:ascii="Times New Roman" w:eastAsia="Times New Roman" w:hAnsi="Times New Roman" w:cs="Times New Roman"/>
-        </w:rPr>
-        <w:t>var</w:t>
-      </w:r>
-      <w:proofErr w:type="gramEnd"/>
-      <w:r>
-        <w:rPr>
-          <w:rFonts w:ascii="Times New Roman" w:eastAsia="Times New Roman" w:hAnsi="Times New Roman" w:cs="Times New Roman"/>
-        </w:rPr>
-        <w:t>51</w:t>
-      </w:r>
-    </w:p>
-    <w:p>
-      <w:pPr>
-        <w:rPr>
-          <w:rFonts w:ascii="Times New Roman" w:eastAsia="Times New Roman" w:hAnsi="Times New Roman" w:cs="Times New Roman"/>
-        </w:rPr>
-      </w:pPr>
+      <w:r>
+        <w:rPr>
+          <w:rFonts w:ascii="Times New Roman" w:eastAsia="Times New Roman" w:hAnsi="Times New Roman" w:cs="Times New Roman"/>
+        </w:rPr>
+        <w:t>{{var53}}</w:t>
+      </w:r>
     </w:p>
     <w:p>
       <w:pPr>
@@ -1750,21 +2297,11 @@
           <w:b/>
         </w:rPr>
       </w:pPr>
-      <w:proofErr w:type="gramStart"/>
-      <w:r>
-        <w:rPr>
-          <w:rFonts w:ascii="Times New Roman" w:eastAsia="Times New Roman" w:hAnsi="Times New Roman" w:cs="Times New Roman"/>
-          <w:b/>
-        </w:rPr>
-        <w:t>var</w:t>
-      </w:r>
-      <w:proofErr w:type="gramEnd"/>
-      <w:r>
-        <w:rPr>
-          <w:rFonts w:ascii="Times New Roman" w:eastAsia="Times New Roman" w:hAnsi="Times New Roman" w:cs="Times New Roman"/>
-          <w:b/>
-        </w:rPr>
-        <w:t>52</w:t>
+      <w:r>
+        <w:rPr>
+          <w:rFonts w:ascii="Times New Roman" w:eastAsia="Times New Roman" w:hAnsi="Times New Roman" w:cs="Times New Roman"/>
+        </w:rPr>
+        <w:t>{{var54}}</w:t>
       </w:r>
     </w:p>
     <w:p>
@@ -2135,6 +2672,14 @@
           <w:b/>
         </w:rPr>
       </w:pPr>
+      <w:r>
+        <w:rPr>
+          <w:rFonts w:ascii="Times New Roman" w:eastAsia="Times New Roman" w:hAnsi="Times New Roman" w:cs="Times New Roman"/>
+          <w:b/>
+        </w:rPr>
+        <w:lastRenderedPageBreak/>
+        <w:t>ANEXO 3 - RELAÇÃO DE EVENTO</w:t>
+      </w:r>
     </w:p>
     <w:p>
       <w:pPr>
@@ -2144,50 +2689,19 @@
           <w:b/>
         </w:rPr>
       </w:pPr>
-      <w:r>
-        <w:rPr>
-          <w:rFonts w:ascii="Times New Roman" w:eastAsia="Times New Roman" w:hAnsi="Times New Roman" w:cs="Times New Roman"/>
-          <w:b/>
-        </w:rPr>
-        <w:t>ANEXO 3 - RELAÇÃO DE EVENTO</w:t>
-      </w:r>
-    </w:p>
-    <w:p>
-      <w:pPr>
-        <w:jc w:val="center"/>
-        <w:rPr>
-          <w:rFonts w:ascii="Times New Roman" w:eastAsia="Times New Roman" w:hAnsi="Times New Roman" w:cs="Times New Roman"/>
-          <w:b/>
-        </w:rPr>
-      </w:pPr>
-    </w:p>
-    <w:p>
-      <w:pPr>
-        <w:rPr>
-          <w:rFonts w:ascii="Times New Roman" w:eastAsia="Times New Roman" w:hAnsi="Times New Roman" w:cs="Times New Roman"/>
-        </w:rPr>
-      </w:pPr>
-      <w:proofErr w:type="gramStart"/>
-      <w:r>
-        <w:rPr>
-          <w:rFonts w:ascii="Times New Roman" w:eastAsia="Times New Roman" w:hAnsi="Times New Roman" w:cs="Times New Roman"/>
-        </w:rPr>
-        <w:t>var</w:t>
-      </w:r>
-      <w:proofErr w:type="gramEnd"/>
-      <w:r>
-        <w:rPr>
-          <w:rFonts w:ascii="Times New Roman" w:eastAsia="Times New Roman" w:hAnsi="Times New Roman" w:cs="Times New Roman"/>
-        </w:rPr>
-        <w:t>53</w:t>
-      </w:r>
-    </w:p>
-    <w:p>
-      <w:pPr>
-        <w:rPr>
-          <w:rFonts w:ascii="Times New Roman" w:eastAsia="Times New Roman" w:hAnsi="Times New Roman" w:cs="Times New Roman"/>
-        </w:rPr>
-      </w:pPr>
+    </w:p>
+    <w:p>
+      <w:pPr>
+        <w:rPr>
+          <w:rFonts w:ascii="Times New Roman" w:eastAsia="Times New Roman" w:hAnsi="Times New Roman" w:cs="Times New Roman"/>
+        </w:rPr>
+      </w:pPr>
+      <w:r>
+        <w:rPr>
+          <w:rFonts w:ascii="Times New Roman" w:eastAsia="Times New Roman" w:hAnsi="Times New Roman" w:cs="Times New Roman"/>
+        </w:rPr>
+        <w:t>{{var55}}</w:t>
+      </w:r>
     </w:p>
     <w:p>
       <w:pPr>
@@ -2241,7 +2755,7 @@
 </file>
 
 <file path=word/endnotes.xml><?xml version="1.0" encoding="utf-8"?>
-<w:endnotes xmlns:wpc="http://schemas.microsoft.com/office/word/2010/wordprocessingCanvas" xmlns:mc="http://schemas.openxmlformats.org/markup-compatibility/2006" xmlns:o="urn:schemas-microsoft-com:office:office" xmlns:r="http://schemas.openxmlformats.org/officeDocument/2006/relationships" xmlns:m="http://schemas.openxmlformats.org/officeDocument/2006/math" xmlns:v="urn:schemas-microsoft-com:vml" xmlns:wp14="http://schemas.microsoft.com/office/word/2010/wordprocessingDrawing" xmlns:wp="http://schemas.openxmlformats.org/drawingml/2006/wordprocessingDrawing" xmlns:w10="urn:schemas-microsoft-com:office:word" xmlns:w="http://schemas.openxmlformats.org/wordprocessingml/2006/main" xmlns:w14="http://schemas.microsoft.com/office/word/2010/wordml" xmlns:w15="http://schemas.microsoft.com/office/word/2012/wordml" xmlns:wpg="http://schemas.microsoft.com/office/word/2010/wordprocessingGroup" xmlns:wpi="http://schemas.microsoft.com/office/word/2010/wordprocessingInk" xmlns:wne="http://schemas.microsoft.com/office/word/2006/wordml" xmlns:wps="http://schemas.microsoft.com/office/word/2010/wordprocessingShape" mc:Ignorable="w14 w15 wp14">
+<w:endnotes xmlns:wpc="http://schemas.microsoft.com/office/word/2010/wordprocessingCanvas" xmlns:cx="http://schemas.microsoft.com/office/drawing/2014/chartex" xmlns:cx1="http://schemas.microsoft.com/office/drawing/2015/9/8/chartex" xmlns:cx2="http://schemas.microsoft.com/office/drawing/2015/10/21/chartex" xmlns:cx3="http://schemas.microsoft.com/office/drawing/2016/5/9/chartex" xmlns:cx4="http://schemas.microsoft.com/office/drawing/2016/5/10/chartex" xmlns:cx5="http://schemas.microsoft.com/office/drawing/2016/5/11/chartex" xmlns:cx6="http://schemas.microsoft.com/office/drawing/2016/5/12/chartex" xmlns:cx7="http://schemas.microsoft.com/office/drawing/2016/5/13/chartex" xmlns:cx8="http://schemas.microsoft.com/office/drawing/2016/5/14/chartex" xmlns:mc="http://schemas.openxmlformats.org/markup-compatibility/2006" xmlns:aink="http://schemas.microsoft.com/office/drawing/2016/ink" xmlns:am3d="http://schemas.microsoft.com/office/drawing/2017/model3d" xmlns:o="urn:schemas-microsoft-com:office:office" xmlns:oel="http://schemas.microsoft.com/office/2019/extlst" xmlns:r="http://schemas.openxmlformats.org/officeDocument/2006/relationships" xmlns:m="http://schemas.openxmlformats.org/officeDocument/2006/math" xmlns:v="urn:schemas-microsoft-com:vml" xmlns:wp14="http://schemas.microsoft.com/office/word/2010/wordprocessingDrawing" xmlns:wp="http://schemas.openxmlformats.org/drawingml/2006/wordprocessingDrawing" xmlns:w10="urn:schemas-microsoft-com:office:word" xmlns:w="http://schemas.openxmlformats.org/wordprocessingml/2006/main" xmlns:w14="http://schemas.microsoft.com/office/word/2010/wordml" xmlns:w15="http://schemas.microsoft.com/office/word/2012/wordml" xmlns:w16cex="http://schemas.microsoft.com/office/word/2018/wordml/cex" xmlns:w16cid="http://schemas.microsoft.com/office/word/2016/wordml/cid" xmlns:w16="http://schemas.microsoft.com/office/word/2018/wordml" xmlns:w16du="http://schemas.microsoft.com/office/word/2023/wordml/word16du" xmlns:w16sdtdh="http://schemas.microsoft.com/office/word/2020/wordml/sdtdatahash" xmlns:w16sdtfl="http://schemas.microsoft.com/office/word/2024/wordml/sdtformatlock" xmlns:w16se="http://schemas.microsoft.com/office/word/2015/wordml/symex" xmlns:wpg="http://schemas.microsoft.com/office/word/2010/wordprocessingGroup" xmlns:wpi="http://schemas.microsoft.com/office/word/2010/wordprocessingInk" xmlns:wne="http://schemas.microsoft.com/office/word/2006/wordml" xmlns:wps="http://schemas.microsoft.com/office/word/2010/wordprocessingShape" mc:Ignorable="w14 w15 w16se w16cid w16 w16cex w16sdtdh w16sdtfl w16du wp14">
   <w:endnote w:type="separator" w:id="-1">
     <w:p>
       <w:r>
@@ -2260,7 +2774,7 @@
 </file>
 
 <file path=word/footer1.xml><?xml version="1.0" encoding="utf-8"?>
-<w:ftr xmlns:wpc="http://schemas.microsoft.com/office/word/2010/wordprocessingCanvas" xmlns:mc="http://schemas.openxmlformats.org/markup-compatibility/2006" xmlns:o="urn:schemas-microsoft-com:office:office" xmlns:r="http://schemas.openxmlformats.org/officeDocument/2006/relationships" xmlns:m="http://schemas.openxmlformats.org/officeDocument/2006/math" xmlns:v="urn:schemas-microsoft-com:vml" xmlns:wp14="http://schemas.microsoft.com/office/word/2010/wordprocessingDrawing" xmlns:wp="http://schemas.openxmlformats.org/drawingml/2006/wordprocessingDrawing" xmlns:w10="urn:schemas-microsoft-com:office:word" xmlns:w="http://schemas.openxmlformats.org/wordprocessingml/2006/main" xmlns:w14="http://schemas.microsoft.com/office/word/2010/wordml" xmlns:w15="http://schemas.microsoft.com/office/word/2012/wordml" xmlns:wpg="http://schemas.microsoft.com/office/word/2010/wordprocessingGroup" xmlns:wpi="http://schemas.microsoft.com/office/word/2010/wordprocessingInk" xmlns:wne="http://schemas.microsoft.com/office/word/2006/wordml" xmlns:wps="http://schemas.microsoft.com/office/word/2010/wordprocessingShape" mc:Ignorable="w14 w15 wp14">
+<w:ftr xmlns:wpc="http://schemas.microsoft.com/office/word/2010/wordprocessingCanvas" xmlns:cx="http://schemas.microsoft.com/office/drawing/2014/chartex" xmlns:cx1="http://schemas.microsoft.com/office/drawing/2015/9/8/chartex" xmlns:cx2="http://schemas.microsoft.com/office/drawing/2015/10/21/chartex" xmlns:cx3="http://schemas.microsoft.com/office/drawing/2016/5/9/chartex" xmlns:cx4="http://schemas.microsoft.com/office/drawing/2016/5/10/chartex" xmlns:cx5="http://schemas.microsoft.com/office/drawing/2016/5/11/chartex" xmlns:cx6="http://schemas.microsoft.com/office/drawing/2016/5/12/chartex" xmlns:cx7="http://schemas.microsoft.com/office/drawing/2016/5/13/chartex" xmlns:cx8="http://schemas.microsoft.com/office/drawing/2016/5/14/chartex" xmlns:mc="http://schemas.openxmlformats.org/markup-compatibility/2006" xmlns:aink="http://schemas.microsoft.com/office/drawing/2016/ink" xmlns:am3d="http://schemas.microsoft.com/office/drawing/2017/model3d" xmlns:o="urn:schemas-microsoft-com:office:office" xmlns:oel="http://schemas.microsoft.com/office/2019/extlst" xmlns:r="http://schemas.openxmlformats.org/officeDocument/2006/relationships" xmlns:m="http://schemas.openxmlformats.org/officeDocument/2006/math" xmlns:v="urn:schemas-microsoft-com:vml" xmlns:wp14="http://schemas.microsoft.com/office/word/2010/wordprocessingDrawing" xmlns:wp="http://schemas.openxmlformats.org/drawingml/2006/wordprocessingDrawing" xmlns:w10="urn:schemas-microsoft-com:office:word" xmlns:w="http://schemas.openxmlformats.org/wordprocessingml/2006/main" xmlns:w14="http://schemas.microsoft.com/office/word/2010/wordml" xmlns:w15="http://schemas.microsoft.com/office/word/2012/wordml" xmlns:w16cex="http://schemas.microsoft.com/office/word/2018/wordml/cex" xmlns:w16cid="http://schemas.microsoft.com/office/word/2016/wordml/cid" xmlns:w16="http://schemas.microsoft.com/office/word/2018/wordml" xmlns:w16du="http://schemas.microsoft.com/office/word/2023/wordml/word16du" xmlns:w16sdtdh="http://schemas.microsoft.com/office/word/2020/wordml/sdtdatahash" xmlns:w16sdtfl="http://schemas.microsoft.com/office/word/2024/wordml/sdtformatlock" xmlns:w16se="http://schemas.microsoft.com/office/word/2015/wordml/symex" xmlns:wpg="http://schemas.microsoft.com/office/word/2010/wordprocessingGroup" xmlns:wpi="http://schemas.microsoft.com/office/word/2010/wordprocessingInk" xmlns:wne="http://schemas.microsoft.com/office/word/2006/wordml" xmlns:wps="http://schemas.microsoft.com/office/word/2010/wordprocessingShape" mc:Ignorable="w14 w15 w16se w16cid w16 w16cex w16sdtdh w16sdtfl w16du wp14">
   <w:p>
     <w:pPr>
       <w:pBdr>
@@ -2283,7 +2797,7 @@
 </file>
 
 <file path=word/footer2.xml><?xml version="1.0" encoding="utf-8"?>
-<w:ftr xmlns:wpc="http://schemas.microsoft.com/office/word/2010/wordprocessingCanvas" xmlns:mc="http://schemas.openxmlformats.org/markup-compatibility/2006" xmlns:o="urn:schemas-microsoft-com:office:office" xmlns:r="http://schemas.openxmlformats.org/officeDocument/2006/relationships" xmlns:m="http://schemas.openxmlformats.org/officeDocument/2006/math" xmlns:v="urn:schemas-microsoft-com:vml" xmlns:wp14="http://schemas.microsoft.com/office/word/2010/wordprocessingDrawing" xmlns:wp="http://schemas.openxmlformats.org/drawingml/2006/wordprocessingDrawing" xmlns:w10="urn:schemas-microsoft-com:office:word" xmlns:w="http://schemas.openxmlformats.org/wordprocessingml/2006/main" xmlns:w14="http://schemas.microsoft.com/office/word/2010/wordml" xmlns:w15="http://schemas.microsoft.com/office/word/2012/wordml" xmlns:wpg="http://schemas.microsoft.com/office/word/2010/wordprocessingGroup" xmlns:wpi="http://schemas.microsoft.com/office/word/2010/wordprocessingInk" xmlns:wne="http://schemas.microsoft.com/office/word/2006/wordml" xmlns:wps="http://schemas.microsoft.com/office/word/2010/wordprocessingShape" mc:Ignorable="w14 w15 wp14">
+<w:ftr xmlns:wpc="http://schemas.microsoft.com/office/word/2010/wordprocessingCanvas" xmlns:cx="http://schemas.microsoft.com/office/drawing/2014/chartex" xmlns:cx1="http://schemas.microsoft.com/office/drawing/2015/9/8/chartex" xmlns:cx2="http://schemas.microsoft.com/office/drawing/2015/10/21/chartex" xmlns:cx3="http://schemas.microsoft.com/office/drawing/2016/5/9/chartex" xmlns:cx4="http://schemas.microsoft.com/office/drawing/2016/5/10/chartex" xmlns:cx5="http://schemas.microsoft.com/office/drawing/2016/5/11/chartex" xmlns:cx6="http://schemas.microsoft.com/office/drawing/2016/5/12/chartex" xmlns:cx7="http://schemas.microsoft.com/office/drawing/2016/5/13/chartex" xmlns:cx8="http://schemas.microsoft.com/office/drawing/2016/5/14/chartex" xmlns:mc="http://schemas.openxmlformats.org/markup-compatibility/2006" xmlns:aink="http://schemas.microsoft.com/office/drawing/2016/ink" xmlns:am3d="http://schemas.microsoft.com/office/drawing/2017/model3d" xmlns:o="urn:schemas-microsoft-com:office:office" xmlns:oel="http://schemas.microsoft.com/office/2019/extlst" xmlns:r="http://schemas.openxmlformats.org/officeDocument/2006/relationships" xmlns:m="http://schemas.openxmlformats.org/officeDocument/2006/math" xmlns:v="urn:schemas-microsoft-com:vml" xmlns:wp14="http://schemas.microsoft.com/office/word/2010/wordprocessingDrawing" xmlns:wp="http://schemas.openxmlformats.org/drawingml/2006/wordprocessingDrawing" xmlns:w10="urn:schemas-microsoft-com:office:word" xmlns:w="http://schemas.openxmlformats.org/wordprocessingml/2006/main" xmlns:w14="http://schemas.microsoft.com/office/word/2010/wordml" xmlns:w15="http://schemas.microsoft.com/office/word/2012/wordml" xmlns:w16cex="http://schemas.microsoft.com/office/word/2018/wordml/cex" xmlns:w16cid="http://schemas.microsoft.com/office/word/2016/wordml/cid" xmlns:w16="http://schemas.microsoft.com/office/word/2018/wordml" xmlns:w16du="http://schemas.microsoft.com/office/word/2023/wordml/word16du" xmlns:w16sdtdh="http://schemas.microsoft.com/office/word/2020/wordml/sdtdatahash" xmlns:w16sdtfl="http://schemas.microsoft.com/office/word/2024/wordml/sdtformatlock" xmlns:w16se="http://schemas.microsoft.com/office/word/2015/wordml/symex" xmlns:wpg="http://schemas.microsoft.com/office/word/2010/wordprocessingGroup" xmlns:wpi="http://schemas.microsoft.com/office/word/2010/wordprocessingInk" xmlns:wne="http://schemas.microsoft.com/office/word/2006/wordml" xmlns:wps="http://schemas.microsoft.com/office/word/2010/wordprocessingShape" mc:Ignorable="w14 w15 w16se w16cid w16 w16cex w16sdtdh w16sdtfl w16du wp14">
   <w:p>
     <w:pPr>
       <w:pBdr>
@@ -2308,7 +2822,7 @@
         <w:color w:val="000000"/>
       </w:rPr>
       <w:drawing>
-        <wp:inline distT="0" distB="0" distL="0" distR="0">
+        <wp:inline distT="0" distB="0" distL="0" distR="0" wp14:anchorId="58E188B4" wp14:editId="5F4644E5">
           <wp:extent cx="7585075" cy="423545"/>
           <wp:effectExtent l="0" t="0" r="0" b="0"/>
           <wp:docPr id="1792066428" name="image1.png"/>
@@ -2350,7 +2864,7 @@
       <mc:AlternateContent>
         <mc:Choice Requires="wps">
           <w:drawing>
-            <wp:anchor distT="0" distB="0" distL="0" distR="0" simplePos="0" relativeHeight="251661312" behindDoc="1" locked="0" layoutInCell="1" hidden="0" allowOverlap="1">
+            <wp:anchor distT="0" distB="0" distL="0" distR="0" simplePos="0" relativeHeight="251661312" behindDoc="1" locked="0" layoutInCell="1" hidden="0" allowOverlap="1" wp14:anchorId="25CDE76D" wp14:editId="6733F917">
               <wp:simplePos x="0" y="0"/>
               <wp:positionH relativeFrom="column">
                 <wp:posOffset>-788981</wp:posOffset>
@@ -2394,19 +2908,8 @@
                               <w:color w:val="000000"/>
                               <w:sz w:val="20"/>
                             </w:rPr>
-                            <w:t xml:space="preserve">Universidade Estadual do Ceará – </w:t>
+                            <w:t>Universidade Estadual do Ceará – Uece</w:t>
                           </w:r>
-                          <w:proofErr w:type="spellStart"/>
-                          <w:r>
-                            <w:rPr>
-                              <w:rFonts w:ascii="Kanit" w:eastAsia="Kanit" w:hAnsi="Kanit" w:cs="Kanit"/>
-                              <w:b/>
-                              <w:color w:val="000000"/>
-                              <w:sz w:val="20"/>
-                            </w:rPr>
-                            <w:t>Uece</w:t>
-                          </w:r>
-                          <w:proofErr w:type="spellEnd"/>
                         </w:p>
                         <w:p>
                           <w:pPr>
@@ -2585,7 +3088,7 @@
         </mc:Choice>
         <mc:Fallback>
           <w:pict>
-            <v:rect id="Retângulo 1792066426" o:spid="_x0000_s1026" style="position:absolute;left:0;text-align:left;margin-left:-62.1pt;margin-top:-61.1pt;width:560.1pt;height:85.85pt;z-index:-251655168;visibility:visible;mso-wrap-style:square;mso-wrap-distance-left:0;mso-wrap-distance-top:0;mso-wrap-distance-right:0;mso-wrap-distance-bottom:0;mso-position-horizontal:absolute;mso-position-horizontal-relative:text;mso-position-vertical:absolute;mso-position-vertical-relative:text;v-text-anchor:top" o:gfxdata="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" filled="f" stroked="f">
+            <v:rect w14:anchorId="25CDE76D" id="Retângulo 1792066426" o:spid="_x0000_s1026" style="position:absolute;left:0;text-align:left;margin-left:-62.1pt;margin-top:-61.1pt;width:560.1pt;height:85.85pt;z-index:-251655168;visibility:visible;mso-wrap-style:square;mso-wrap-distance-left:0;mso-wrap-distance-top:0;mso-wrap-distance-right:0;mso-wrap-distance-bottom:0;mso-position-horizontal:absolute;mso-position-horizontal-relative:text;mso-position-vertical:absolute;mso-position-vertical-relative:text;v-text-anchor:top" o:gfxdata="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" filled="f" stroked="f">
               <v:textbox inset="2.53958mm,1.2694mm,2.53958mm,1.2694mm">
                 <w:txbxContent>
                   <w:p>
@@ -2600,19 +3103,8 @@
                         <w:color w:val="000000"/>
                         <w:sz w:val="20"/>
                       </w:rPr>
-                      <w:t xml:space="preserve">Universidade Estadual do Ceará – </w:t>
+                      <w:t>Universidade Estadual do Ceará – Uece</w:t>
                     </w:r>
-                    <w:proofErr w:type="spellStart"/>
-                    <w:r>
-                      <w:rPr>
-                        <w:rFonts w:ascii="Kanit" w:eastAsia="Kanit" w:hAnsi="Kanit" w:cs="Kanit"/>
-                        <w:b/>
-                        <w:color w:val="000000"/>
-                        <w:sz w:val="20"/>
-                      </w:rPr>
-                      <w:t>Uece</w:t>
-                    </w:r>
-                    <w:proofErr w:type="spellEnd"/>
                   </w:p>
                   <w:p>
                     <w:pPr>
@@ -2790,7 +3282,7 @@
 </file>
 
 <file path=word/footer3.xml><?xml version="1.0" encoding="utf-8"?>
-<w:ftr xmlns:wpc="http://schemas.microsoft.com/office/word/2010/wordprocessingCanvas" xmlns:mc="http://schemas.openxmlformats.org/markup-compatibility/2006" xmlns:o="urn:schemas-microsoft-com:office:office" xmlns:r="http://schemas.openxmlformats.org/officeDocument/2006/relationships" xmlns:m="http://schemas.openxmlformats.org/officeDocument/2006/math" xmlns:v="urn:schemas-microsoft-com:vml" xmlns:wp14="http://schemas.microsoft.com/office/word/2010/wordprocessingDrawing" xmlns:wp="http://schemas.openxmlformats.org/drawingml/2006/wordprocessingDrawing" xmlns:w10="urn:schemas-microsoft-com:office:word" xmlns:w="http://schemas.openxmlformats.org/wordprocessingml/2006/main" xmlns:w14="http://schemas.microsoft.com/office/word/2010/wordml" xmlns:w15="http://schemas.microsoft.com/office/word/2012/wordml" xmlns:wpg="http://schemas.microsoft.com/office/word/2010/wordprocessingGroup" xmlns:wpi="http://schemas.microsoft.com/office/word/2010/wordprocessingInk" xmlns:wne="http://schemas.microsoft.com/office/word/2006/wordml" xmlns:wps="http://schemas.microsoft.com/office/word/2010/wordprocessingShape" mc:Ignorable="w14 w15 wp14">
+<w:ftr xmlns:wpc="http://schemas.microsoft.com/office/word/2010/wordprocessingCanvas" xmlns:cx="http://schemas.microsoft.com/office/drawing/2014/chartex" xmlns:cx1="http://schemas.microsoft.com/office/drawing/2015/9/8/chartex" xmlns:cx2="http://schemas.microsoft.com/office/drawing/2015/10/21/chartex" xmlns:cx3="http://schemas.microsoft.com/office/drawing/2016/5/9/chartex" xmlns:cx4="http://schemas.microsoft.com/office/drawing/2016/5/10/chartex" xmlns:cx5="http://schemas.microsoft.com/office/drawing/2016/5/11/chartex" xmlns:cx6="http://schemas.microsoft.com/office/drawing/2016/5/12/chartex" xmlns:cx7="http://schemas.microsoft.com/office/drawing/2016/5/13/chartex" xmlns:cx8="http://schemas.microsoft.com/office/drawing/2016/5/14/chartex" xmlns:mc="http://schemas.openxmlformats.org/markup-compatibility/2006" xmlns:aink="http://schemas.microsoft.com/office/drawing/2016/ink" xmlns:am3d="http://schemas.microsoft.com/office/drawing/2017/model3d" xmlns:o="urn:schemas-microsoft-com:office:office" xmlns:oel="http://schemas.microsoft.com/office/2019/extlst" xmlns:r="http://schemas.openxmlformats.org/officeDocument/2006/relationships" xmlns:m="http://schemas.openxmlformats.org/officeDocument/2006/math" xmlns:v="urn:schemas-microsoft-com:vml" xmlns:wp14="http://schemas.microsoft.com/office/word/2010/wordprocessingDrawing" xmlns:wp="http://schemas.openxmlformats.org/drawingml/2006/wordprocessingDrawing" xmlns:w10="urn:schemas-microsoft-com:office:word" xmlns:w="http://schemas.openxmlformats.org/wordprocessingml/2006/main" xmlns:w14="http://schemas.microsoft.com/office/word/2010/wordml" xmlns:w15="http://schemas.microsoft.com/office/word/2012/wordml" xmlns:w16cex="http://schemas.microsoft.com/office/word/2018/wordml/cex" xmlns:w16cid="http://schemas.microsoft.com/office/word/2016/wordml/cid" xmlns:w16="http://schemas.microsoft.com/office/word/2018/wordml" xmlns:w16du="http://schemas.microsoft.com/office/word/2023/wordml/word16du" xmlns:w16sdtdh="http://schemas.microsoft.com/office/word/2020/wordml/sdtdatahash" xmlns:w16sdtfl="http://schemas.microsoft.com/office/word/2024/wordml/sdtformatlock" xmlns:w16se="http://schemas.microsoft.com/office/word/2015/wordml/symex" xmlns:wpg="http://schemas.microsoft.com/office/word/2010/wordprocessingGroup" xmlns:wpi="http://schemas.microsoft.com/office/word/2010/wordprocessingInk" xmlns:wne="http://schemas.microsoft.com/office/word/2006/wordml" xmlns:wps="http://schemas.microsoft.com/office/word/2010/wordprocessingShape" mc:Ignorable="w14 w15 w16se w16cid w16 w16cex w16sdtdh w16sdtfl w16du wp14">
   <w:p>
     <w:pPr>
       <w:pBdr>
@@ -2813,7 +3305,7 @@
 </file>
 
 <file path=word/footnotes.xml><?xml version="1.0" encoding="utf-8"?>
-<w:footnotes xmlns:wpc="http://schemas.microsoft.com/office/word/2010/wordprocessingCanvas" xmlns:mc="http://schemas.openxmlformats.org/markup-compatibility/2006" xmlns:o="urn:schemas-microsoft-com:office:office" xmlns:r="http://schemas.openxmlformats.org/officeDocument/2006/relationships" xmlns:m="http://schemas.openxmlformats.org/officeDocument/2006/math" xmlns:v="urn:schemas-microsoft-com:vml" xmlns:wp14="http://schemas.microsoft.com/office/word/2010/wordprocessingDrawing" xmlns:wp="http://schemas.openxmlformats.org/drawingml/2006/wordprocessingDrawing" xmlns:w10="urn:schemas-microsoft-com:office:word" xmlns:w="http://schemas.openxmlformats.org/wordprocessingml/2006/main" xmlns:w14="http://schemas.microsoft.com/office/word/2010/wordml" xmlns:w15="http://schemas.microsoft.com/office/word/2012/wordml" xmlns:wpg="http://schemas.microsoft.com/office/word/2010/wordprocessingGroup" xmlns:wpi="http://schemas.microsoft.com/office/word/2010/wordprocessingInk" xmlns:wne="http://schemas.microsoft.com/office/word/2006/wordml" xmlns:wps="http://schemas.microsoft.com/office/word/2010/wordprocessingShape" mc:Ignorable="w14 w15 wp14">
+<w:footnotes xmlns:wpc="http://schemas.microsoft.com/office/word/2010/wordprocessingCanvas" xmlns:cx="http://schemas.microsoft.com/office/drawing/2014/chartex" xmlns:cx1="http://schemas.microsoft.com/office/drawing/2015/9/8/chartex" xmlns:cx2="http://schemas.microsoft.com/office/drawing/2015/10/21/chartex" xmlns:cx3="http://schemas.microsoft.com/office/drawing/2016/5/9/chartex" xmlns:cx4="http://schemas.microsoft.com/office/drawing/2016/5/10/chartex" xmlns:cx5="http://schemas.microsoft.com/office/drawing/2016/5/11/chartex" xmlns:cx6="http://schemas.microsoft.com/office/drawing/2016/5/12/chartex" xmlns:cx7="http://schemas.microsoft.com/office/drawing/2016/5/13/chartex" xmlns:cx8="http://schemas.microsoft.com/office/drawing/2016/5/14/chartex" xmlns:mc="http://schemas.openxmlformats.org/markup-compatibility/2006" xmlns:aink="http://schemas.microsoft.com/office/drawing/2016/ink" xmlns:am3d="http://schemas.microsoft.com/office/drawing/2017/model3d" xmlns:o="urn:schemas-microsoft-com:office:office" xmlns:oel="http://schemas.microsoft.com/office/2019/extlst" xmlns:r="http://schemas.openxmlformats.org/officeDocument/2006/relationships" xmlns:m="http://schemas.openxmlformats.org/officeDocument/2006/math" xmlns:v="urn:schemas-microsoft-com:vml" xmlns:wp14="http://schemas.microsoft.com/office/word/2010/wordprocessingDrawing" xmlns:wp="http://schemas.openxmlformats.org/drawingml/2006/wordprocessingDrawing" xmlns:w10="urn:schemas-microsoft-com:office:word" xmlns:w="http://schemas.openxmlformats.org/wordprocessingml/2006/main" xmlns:w14="http://schemas.microsoft.com/office/word/2010/wordml" xmlns:w15="http://schemas.microsoft.com/office/word/2012/wordml" xmlns:w16cex="http://schemas.microsoft.com/office/word/2018/wordml/cex" xmlns:w16cid="http://schemas.microsoft.com/office/word/2016/wordml/cid" xmlns:w16="http://schemas.microsoft.com/office/word/2018/wordml" xmlns:w16du="http://schemas.microsoft.com/office/word/2023/wordml/word16du" xmlns:w16sdtdh="http://schemas.microsoft.com/office/word/2020/wordml/sdtdatahash" xmlns:w16sdtfl="http://schemas.microsoft.com/office/word/2024/wordml/sdtformatlock" xmlns:w16se="http://schemas.microsoft.com/office/word/2015/wordml/symex" xmlns:wpg="http://schemas.microsoft.com/office/word/2010/wordprocessingGroup" xmlns:wpi="http://schemas.microsoft.com/office/word/2010/wordprocessingInk" xmlns:wne="http://schemas.microsoft.com/office/word/2006/wordml" xmlns:wps="http://schemas.microsoft.com/office/word/2010/wordprocessingShape" mc:Ignorable="w14 w15 w16se w16cid w16 w16cex w16sdtdh w16sdtfl w16du wp14">
   <w:footnote w:type="separator" w:id="-1">
     <w:p>
       <w:r>
@@ -2832,7 +3324,7 @@
 </file>
 
 <file path=word/header1.xml><?xml version="1.0" encoding="utf-8"?>
-<w:hdr xmlns:wpc="http://schemas.microsoft.com/office/word/2010/wordprocessingCanvas" xmlns:mc="http://schemas.openxmlformats.org/markup-compatibility/2006" xmlns:o="urn:schemas-microsoft-com:office:office" xmlns:r="http://schemas.openxmlformats.org/officeDocument/2006/relationships" xmlns:m="http://schemas.openxmlformats.org/officeDocument/2006/math" xmlns:v="urn:schemas-microsoft-com:vml" xmlns:wp14="http://schemas.microsoft.com/office/word/2010/wordprocessingDrawing" xmlns:wp="http://schemas.openxmlformats.org/drawingml/2006/wordprocessingDrawing" xmlns:w10="urn:schemas-microsoft-com:office:word" xmlns:w="http://schemas.openxmlformats.org/wordprocessingml/2006/main" xmlns:w14="http://schemas.microsoft.com/office/word/2010/wordml" xmlns:w15="http://schemas.microsoft.com/office/word/2012/wordml" xmlns:wpg="http://schemas.microsoft.com/office/word/2010/wordprocessingGroup" xmlns:wpi="http://schemas.microsoft.com/office/word/2010/wordprocessingInk" xmlns:wne="http://schemas.microsoft.com/office/word/2006/wordml" xmlns:wps="http://schemas.microsoft.com/office/word/2010/wordprocessingShape" mc:Ignorable="w14 w15 wp14">
+<w:hdr xmlns:wpc="http://schemas.microsoft.com/office/word/2010/wordprocessingCanvas" xmlns:cx="http://schemas.microsoft.com/office/drawing/2014/chartex" xmlns:cx1="http://schemas.microsoft.com/office/drawing/2015/9/8/chartex" xmlns:cx2="http://schemas.microsoft.com/office/drawing/2015/10/21/chartex" xmlns:cx3="http://schemas.microsoft.com/office/drawing/2016/5/9/chartex" xmlns:cx4="http://schemas.microsoft.com/office/drawing/2016/5/10/chartex" xmlns:cx5="http://schemas.microsoft.com/office/drawing/2016/5/11/chartex" xmlns:cx6="http://schemas.microsoft.com/office/drawing/2016/5/12/chartex" xmlns:cx7="http://schemas.microsoft.com/office/drawing/2016/5/13/chartex" xmlns:cx8="http://schemas.microsoft.com/office/drawing/2016/5/14/chartex" xmlns:mc="http://schemas.openxmlformats.org/markup-compatibility/2006" xmlns:aink="http://schemas.microsoft.com/office/drawing/2016/ink" xmlns:am3d="http://schemas.microsoft.com/office/drawing/2017/model3d" xmlns:o="urn:schemas-microsoft-com:office:office" xmlns:oel="http://schemas.microsoft.com/office/2019/extlst" xmlns:r="http://schemas.openxmlformats.org/officeDocument/2006/relationships" xmlns:m="http://schemas.openxmlformats.org/officeDocument/2006/math" xmlns:v="urn:schemas-microsoft-com:vml" xmlns:wp14="http://schemas.microsoft.com/office/word/2010/wordprocessingDrawing" xmlns:wp="http://schemas.openxmlformats.org/drawingml/2006/wordprocessingDrawing" xmlns:w10="urn:schemas-microsoft-com:office:word" xmlns:w="http://schemas.openxmlformats.org/wordprocessingml/2006/main" xmlns:w14="http://schemas.microsoft.com/office/word/2010/wordml" xmlns:w15="http://schemas.microsoft.com/office/word/2012/wordml" xmlns:w16cex="http://schemas.microsoft.com/office/word/2018/wordml/cex" xmlns:w16cid="http://schemas.microsoft.com/office/word/2016/wordml/cid" xmlns:w16="http://schemas.microsoft.com/office/word/2018/wordml" xmlns:w16du="http://schemas.microsoft.com/office/word/2023/wordml/word16du" xmlns:w16sdtdh="http://schemas.microsoft.com/office/word/2020/wordml/sdtdatahash" xmlns:w16sdtfl="http://schemas.microsoft.com/office/word/2024/wordml/sdtformatlock" xmlns:w16se="http://schemas.microsoft.com/office/word/2015/wordml/symex" xmlns:wpg="http://schemas.microsoft.com/office/word/2010/wordprocessingGroup" xmlns:wpi="http://schemas.microsoft.com/office/word/2010/wordprocessingInk" xmlns:wne="http://schemas.microsoft.com/office/word/2006/wordml" xmlns:wps="http://schemas.microsoft.com/office/word/2010/wordprocessingShape" mc:Ignorable="w14 w15 w16se w16cid w16 w16cex w16sdtdh w16sdtfl w16du wp14">
   <w:p>
     <w:pPr>
       <w:pBdr>
@@ -2855,7 +3347,7 @@
 </file>
 
 <file path=word/header2.xml><?xml version="1.0" encoding="utf-8"?>
-<w:hdr xmlns:wpc="http://schemas.microsoft.com/office/word/2010/wordprocessingCanvas" xmlns:mc="http://schemas.openxmlformats.org/markup-compatibility/2006" xmlns:o="urn:schemas-microsoft-com:office:office" xmlns:r="http://schemas.openxmlformats.org/officeDocument/2006/relationships" xmlns:m="http://schemas.openxmlformats.org/officeDocument/2006/math" xmlns:v="urn:schemas-microsoft-com:vml" xmlns:wp14="http://schemas.microsoft.com/office/word/2010/wordprocessingDrawing" xmlns:wp="http://schemas.openxmlformats.org/drawingml/2006/wordprocessingDrawing" xmlns:w10="urn:schemas-microsoft-com:office:word" xmlns:w="http://schemas.openxmlformats.org/wordprocessingml/2006/main" xmlns:w14="http://schemas.microsoft.com/office/word/2010/wordml" xmlns:w15="http://schemas.microsoft.com/office/word/2012/wordml" xmlns:wpg="http://schemas.microsoft.com/office/word/2010/wordprocessingGroup" xmlns:wpi="http://schemas.microsoft.com/office/word/2010/wordprocessingInk" xmlns:wne="http://schemas.microsoft.com/office/word/2006/wordml" xmlns:wps="http://schemas.microsoft.com/office/word/2010/wordprocessingShape" mc:Ignorable="w14 w15 wp14">
+<w:hdr xmlns:wpc="http://schemas.microsoft.com/office/word/2010/wordprocessingCanvas" xmlns:cx="http://schemas.microsoft.com/office/drawing/2014/chartex" xmlns:cx1="http://schemas.microsoft.com/office/drawing/2015/9/8/chartex" xmlns:cx2="http://schemas.microsoft.com/office/drawing/2015/10/21/chartex" xmlns:cx3="http://schemas.microsoft.com/office/drawing/2016/5/9/chartex" xmlns:cx4="http://schemas.microsoft.com/office/drawing/2016/5/10/chartex" xmlns:cx5="http://schemas.microsoft.com/office/drawing/2016/5/11/chartex" xmlns:cx6="http://schemas.microsoft.com/office/drawing/2016/5/12/chartex" xmlns:cx7="http://schemas.microsoft.com/office/drawing/2016/5/13/chartex" xmlns:cx8="http://schemas.microsoft.com/office/drawing/2016/5/14/chartex" xmlns:mc="http://schemas.openxmlformats.org/markup-compatibility/2006" xmlns:aink="http://schemas.microsoft.com/office/drawing/2016/ink" xmlns:am3d="http://schemas.microsoft.com/office/drawing/2017/model3d" xmlns:o="urn:schemas-microsoft-com:office:office" xmlns:oel="http://schemas.microsoft.com/office/2019/extlst" xmlns:r="http://schemas.openxmlformats.org/officeDocument/2006/relationships" xmlns:m="http://schemas.openxmlformats.org/officeDocument/2006/math" xmlns:v="urn:schemas-microsoft-com:vml" xmlns:wp14="http://schemas.microsoft.com/office/word/2010/wordprocessingDrawing" xmlns:wp="http://schemas.openxmlformats.org/drawingml/2006/wordprocessingDrawing" xmlns:w10="urn:schemas-microsoft-com:office:word" xmlns:w="http://schemas.openxmlformats.org/wordprocessingml/2006/main" xmlns:w14="http://schemas.microsoft.com/office/word/2010/wordml" xmlns:w15="http://schemas.microsoft.com/office/word/2012/wordml" xmlns:w16cex="http://schemas.microsoft.com/office/word/2018/wordml/cex" xmlns:w16cid="http://schemas.microsoft.com/office/word/2016/wordml/cid" xmlns:w16="http://schemas.microsoft.com/office/word/2018/wordml" xmlns:w16du="http://schemas.microsoft.com/office/word/2023/wordml/word16du" xmlns:w16sdtdh="http://schemas.microsoft.com/office/word/2020/wordml/sdtdatahash" xmlns:w16sdtfl="http://schemas.microsoft.com/office/word/2024/wordml/sdtformatlock" xmlns:w16se="http://schemas.microsoft.com/office/word/2015/wordml/symex" xmlns:wpg="http://schemas.microsoft.com/office/word/2010/wordprocessingGroup" xmlns:wpi="http://schemas.microsoft.com/office/word/2010/wordprocessingInk" xmlns:wne="http://schemas.microsoft.com/office/word/2006/wordml" xmlns:wps="http://schemas.microsoft.com/office/word/2010/wordprocessingShape" mc:Ignorable="w14 w15 w16se w16cid w16 w16cex w16sdtdh w16sdtfl w16du wp14">
   <w:p>
     <w:pPr>
       <w:pBdr>
@@ -2879,7 +3371,7 @@
         <w:noProof/>
       </w:rPr>
       <w:drawing>
-        <wp:anchor distT="0" distB="0" distL="0" distR="0" simplePos="0" relativeHeight="251658240" behindDoc="1" locked="0" layoutInCell="1" hidden="0" allowOverlap="1">
+        <wp:anchor distT="0" distB="0" distL="0" distR="0" simplePos="0" relativeHeight="251658240" behindDoc="1" locked="0" layoutInCell="1" hidden="0" allowOverlap="1" wp14:anchorId="4189D57D" wp14:editId="5FCFEEAE">
           <wp:simplePos x="0" y="0"/>
           <wp:positionH relativeFrom="column">
             <wp:posOffset>-836286</wp:posOffset>
@@ -2927,7 +3419,7 @@
         <w:noProof/>
       </w:rPr>
       <w:drawing>
-        <wp:anchor distT="0" distB="0" distL="0" distR="0" simplePos="0" relativeHeight="251659264" behindDoc="0" locked="0" layoutInCell="1" hidden="0" allowOverlap="1">
+        <wp:anchor distT="0" distB="0" distL="0" distR="0" simplePos="0" relativeHeight="251659264" behindDoc="0" locked="0" layoutInCell="1" hidden="0" allowOverlap="1" wp14:anchorId="470473FC" wp14:editId="10E25E2C">
           <wp:simplePos x="0" y="0"/>
           <wp:positionH relativeFrom="column">
             <wp:posOffset>1591945</wp:posOffset>
@@ -2975,7 +3467,7 @@
         <w:noProof/>
       </w:rPr>
       <w:drawing>
-        <wp:anchor distT="0" distB="0" distL="0" distR="0" simplePos="0" relativeHeight="251660288" behindDoc="0" locked="0" layoutInCell="1" hidden="0" allowOverlap="1">
+        <wp:anchor distT="0" distB="0" distL="0" distR="0" simplePos="0" relativeHeight="251660288" behindDoc="0" locked="0" layoutInCell="1" hidden="0" allowOverlap="1" wp14:anchorId="5743665F" wp14:editId="4FBB20AE">
           <wp:simplePos x="0" y="0"/>
           <wp:positionH relativeFrom="column">
             <wp:posOffset>3621404</wp:posOffset>
@@ -3023,7 +3515,7 @@
 </file>
 
 <file path=word/header3.xml><?xml version="1.0" encoding="utf-8"?>
-<w:hdr xmlns:wpc="http://schemas.microsoft.com/office/word/2010/wordprocessingCanvas" xmlns:mc="http://schemas.openxmlformats.org/markup-compatibility/2006" xmlns:o="urn:schemas-microsoft-com:office:office" xmlns:r="http://schemas.openxmlformats.org/officeDocument/2006/relationships" xmlns:m="http://schemas.openxmlformats.org/officeDocument/2006/math" xmlns:v="urn:schemas-microsoft-com:vml" xmlns:wp14="http://schemas.microsoft.com/office/word/2010/wordprocessingDrawing" xmlns:wp="http://schemas.openxmlformats.org/drawingml/2006/wordprocessingDrawing" xmlns:w10="urn:schemas-microsoft-com:office:word" xmlns:w="http://schemas.openxmlformats.org/wordprocessingml/2006/main" xmlns:w14="http://schemas.microsoft.com/office/word/2010/wordml" xmlns:w15="http://schemas.microsoft.com/office/word/2012/wordml" xmlns:wpg="http://schemas.microsoft.com/office/word/2010/wordprocessingGroup" xmlns:wpi="http://schemas.microsoft.com/office/word/2010/wordprocessingInk" xmlns:wne="http://schemas.microsoft.com/office/word/2006/wordml" xmlns:wps="http://schemas.microsoft.com/office/word/2010/wordprocessingShape" mc:Ignorable="w14 w15 wp14">
+<w:hdr xmlns:wpc="http://schemas.microsoft.com/office/word/2010/wordprocessingCanvas" xmlns:cx="http://schemas.microsoft.com/office/drawing/2014/chartex" xmlns:cx1="http://schemas.microsoft.com/office/drawing/2015/9/8/chartex" xmlns:cx2="http://schemas.microsoft.com/office/drawing/2015/10/21/chartex" xmlns:cx3="http://schemas.microsoft.com/office/drawing/2016/5/9/chartex" xmlns:cx4="http://schemas.microsoft.com/office/drawing/2016/5/10/chartex" xmlns:cx5="http://schemas.microsoft.com/office/drawing/2016/5/11/chartex" xmlns:cx6="http://schemas.microsoft.com/office/drawing/2016/5/12/chartex" xmlns:cx7="http://schemas.microsoft.com/office/drawing/2016/5/13/chartex" xmlns:cx8="http://schemas.microsoft.com/office/drawing/2016/5/14/chartex" xmlns:mc="http://schemas.openxmlformats.org/markup-compatibility/2006" xmlns:aink="http://schemas.microsoft.com/office/drawing/2016/ink" xmlns:am3d="http://schemas.microsoft.com/office/drawing/2017/model3d" xmlns:o="urn:schemas-microsoft-com:office:office" xmlns:oel="http://schemas.microsoft.com/office/2019/extlst" xmlns:r="http://schemas.openxmlformats.org/officeDocument/2006/relationships" xmlns:m="http://schemas.openxmlformats.org/officeDocument/2006/math" xmlns:v="urn:schemas-microsoft-com:vml" xmlns:wp14="http://schemas.microsoft.com/office/word/2010/wordprocessingDrawing" xmlns:wp="http://schemas.openxmlformats.org/drawingml/2006/wordprocessingDrawing" xmlns:w10="urn:schemas-microsoft-com:office:word" xmlns:w="http://schemas.openxmlformats.org/wordprocessingml/2006/main" xmlns:w14="http://schemas.microsoft.com/office/word/2010/wordml" xmlns:w15="http://schemas.microsoft.com/office/word/2012/wordml" xmlns:w16cex="http://schemas.microsoft.com/office/word/2018/wordml/cex" xmlns:w16cid="http://schemas.microsoft.com/office/word/2016/wordml/cid" xmlns:w16="http://schemas.microsoft.com/office/word/2018/wordml" xmlns:w16du="http://schemas.microsoft.com/office/word/2023/wordml/word16du" xmlns:w16sdtdh="http://schemas.microsoft.com/office/word/2020/wordml/sdtdatahash" xmlns:w16sdtfl="http://schemas.microsoft.com/office/word/2024/wordml/sdtformatlock" xmlns:w16se="http://schemas.microsoft.com/office/word/2015/wordml/symex" xmlns:wpg="http://schemas.microsoft.com/office/word/2010/wordprocessingGroup" xmlns:wpi="http://schemas.microsoft.com/office/word/2010/wordprocessingInk" xmlns:wne="http://schemas.microsoft.com/office/word/2006/wordml" xmlns:wps="http://schemas.microsoft.com/office/word/2010/wordprocessingShape" mc:Ignorable="w14 w15 w16se w16cid w16 w16cex w16sdtdh w16sdtfl w16du wp14">
   <w:p>
     <w:pPr>
       <w:pBdr>
@@ -3046,7 +3538,7 @@
 </file>
 
 <file path=word/numbering.xml><?xml version="1.0" encoding="utf-8"?>
-<w:numbering xmlns:wpc="http://schemas.microsoft.com/office/word/2010/wordprocessingCanvas" xmlns:mc="http://schemas.openxmlformats.org/markup-compatibility/2006" xmlns:o="urn:schemas-microsoft-com:office:office" xmlns:r="http://schemas.openxmlformats.org/officeDocument/2006/relationships" xmlns:m="http://schemas.openxmlformats.org/officeDocument/2006/math" xmlns:v="urn:schemas-microsoft-com:vml" xmlns:wp14="http://schemas.microsoft.com/office/word/2010/wordprocessingDrawing" xmlns:wp="http://schemas.openxmlformats.org/drawingml/2006/wordprocessingDrawing" xmlns:w10="urn:schemas-microsoft-com:office:word" xmlns:w="http://schemas.openxmlformats.org/wordprocessingml/2006/main" xmlns:w14="http://schemas.microsoft.com/office/word/2010/wordml" xmlns:w15="http://schemas.microsoft.com/office/word/2012/wordml" xmlns:wpg="http://schemas.microsoft.com/office/word/2010/wordprocessingGroup" xmlns:wpi="http://schemas.microsoft.com/office/word/2010/wordprocessingInk" xmlns:wne="http://schemas.microsoft.com/office/word/2006/wordml" xmlns:wps="http://schemas.microsoft.com/office/word/2010/wordprocessingShape" mc:Ignorable="w14 w15 wp14">
+<w:numbering xmlns:wpc="http://schemas.microsoft.com/office/word/2010/wordprocessingCanvas" xmlns:cx="http://schemas.microsoft.com/office/drawing/2014/chartex" xmlns:cx1="http://schemas.microsoft.com/office/drawing/2015/9/8/chartex" xmlns:cx2="http://schemas.microsoft.com/office/drawing/2015/10/21/chartex" xmlns:cx3="http://schemas.microsoft.com/office/drawing/2016/5/9/chartex" xmlns:cx4="http://schemas.microsoft.com/office/drawing/2016/5/10/chartex" xmlns:cx5="http://schemas.microsoft.com/office/drawing/2016/5/11/chartex" xmlns:cx6="http://schemas.microsoft.com/office/drawing/2016/5/12/chartex" xmlns:cx7="http://schemas.microsoft.com/office/drawing/2016/5/13/chartex" xmlns:cx8="http://schemas.microsoft.com/office/drawing/2016/5/14/chartex" xmlns:mc="http://schemas.openxmlformats.org/markup-compatibility/2006" xmlns:aink="http://schemas.microsoft.com/office/drawing/2016/ink" xmlns:am3d="http://schemas.microsoft.com/office/drawing/2017/model3d" xmlns:o="urn:schemas-microsoft-com:office:office" xmlns:oel="http://schemas.microsoft.com/office/2019/extlst" xmlns:r="http://schemas.openxmlformats.org/officeDocument/2006/relationships" xmlns:m="http://schemas.openxmlformats.org/officeDocument/2006/math" xmlns:v="urn:schemas-microsoft-com:vml" xmlns:wp14="http://schemas.microsoft.com/office/word/2010/wordprocessingDrawing" xmlns:wp="http://schemas.openxmlformats.org/drawingml/2006/wordprocessingDrawing" xmlns:w10="urn:schemas-microsoft-com:office:word" xmlns:w="http://schemas.openxmlformats.org/wordprocessingml/2006/main" xmlns:w14="http://schemas.microsoft.com/office/word/2010/wordml" xmlns:w15="http://schemas.microsoft.com/office/word/2012/wordml" xmlns:w16cex="http://schemas.microsoft.com/office/word/2018/wordml/cex" xmlns:w16cid="http://schemas.microsoft.com/office/word/2016/wordml/cid" xmlns:w16="http://schemas.microsoft.com/office/word/2018/wordml" xmlns:w16du="http://schemas.microsoft.com/office/word/2023/wordml/word16du" xmlns:w16sdtdh="http://schemas.microsoft.com/office/word/2020/wordml/sdtdatahash" xmlns:w16sdtfl="http://schemas.microsoft.com/office/word/2024/wordml/sdtformatlock" xmlns:w16se="http://schemas.microsoft.com/office/word/2015/wordml/symex" xmlns:wpg="http://schemas.microsoft.com/office/word/2010/wordprocessingGroup" xmlns:wpi="http://schemas.microsoft.com/office/word/2010/wordprocessingInk" xmlns:wne="http://schemas.microsoft.com/office/word/2006/wordml" xmlns:wps="http://schemas.microsoft.com/office/word/2010/wordprocessingShape" mc:Ignorable="w14 w15 w16se w16cid w16 w16cex w16sdtdh w16sdtfl w16du wp14">
   <w:abstractNum w:abstractNumId="0" w15:restartNumberingAfterBreak="0">
     <w:nsid w:val="4E8176AE"/>
     <w:multiLevelType w:val="multilevel"/>
@@ -3178,14 +3670,14 @@
       </w:rPr>
     </w:lvl>
   </w:abstractNum>
-  <w:num w:numId="1">
+  <w:num w:numId="1" w16cid:durableId="1299922612">
     <w:abstractNumId w:val="0"/>
   </w:num>
 </w:numbering>
 </file>
 
 <file path=word/styles.xml><?xml version="1.0" encoding="utf-8"?>
-<w:styles xmlns:mc="http://schemas.openxmlformats.org/markup-compatibility/2006" xmlns:r="http://schemas.openxmlformats.org/officeDocument/2006/relationships" xmlns:w="http://schemas.openxmlformats.org/wordprocessingml/2006/main" xmlns:w14="http://schemas.microsoft.com/office/word/2010/wordml" xmlns:w15="http://schemas.microsoft.com/office/word/2012/wordml" mc:Ignorable="w14 w15">
+<w:styles xmlns:mc="http://schemas.openxmlformats.org/markup-compatibility/2006" xmlns:r="http://schemas.openxmlformats.org/officeDocument/2006/relationships" xmlns:w="http://schemas.openxmlformats.org/wordprocessingml/2006/main" xmlns:w14="http://schemas.microsoft.com/office/word/2010/wordml" xmlns:w15="http://schemas.microsoft.com/office/word/2012/wordml" xmlns:w16cex="http://schemas.microsoft.com/office/word/2018/wordml/cex" xmlns:w16cid="http://schemas.microsoft.com/office/word/2016/wordml/cid" xmlns:w16="http://schemas.microsoft.com/office/word/2018/wordml" xmlns:w16du="http://schemas.microsoft.com/office/word/2023/wordml/word16du" xmlns:w16sdtdh="http://schemas.microsoft.com/office/word/2020/wordml/sdtdatahash" xmlns:w16sdtfl="http://schemas.microsoft.com/office/word/2024/wordml/sdtformatlock" xmlns:w16se="http://schemas.microsoft.com/office/word/2015/wordml/symex" mc:Ignorable="w14 w15 w16se w16cid w16 w16cex w16sdtdh w16sdtfl w16du">
   <w:docDefaults>
     <w:rPrDefault>
       <w:rPr>
@@ -3197,7 +3689,7 @@
     </w:rPrDefault>
     <w:pPrDefault/>
   </w:docDefaults>
-  <w:latentStyles w:defLockedState="0" w:defUIPriority="99" w:defSemiHidden="0" w:defUnhideWhenUsed="0" w:defQFormat="0" w:count="371">
+  <w:latentStyles w:defLockedState="0" w:defUIPriority="99" w:defSemiHidden="0" w:defUnhideWhenUsed="0" w:defQFormat="0" w:count="376">
     <w:lsdException w:name="Normal" w:uiPriority="0" w:qFormat="1"/>
     <w:lsdException w:name="heading 1" w:uiPriority="9" w:qFormat="1"/>
     <w:lsdException w:name="heading 2" w:semiHidden="1" w:uiPriority="9" w:unhideWhenUsed="1" w:qFormat="1"/>
@@ -3569,6 +4061,11 @@
     <w:lsdException w:name="List Table 5 Dark Accent 6" w:uiPriority="50"/>
     <w:lsdException w:name="List Table 6 Colorful Accent 6" w:uiPriority="51"/>
     <w:lsdException w:name="List Table 7 Colorful Accent 6" w:uiPriority="52"/>
+    <w:lsdException w:name="Mention" w:semiHidden="1" w:unhideWhenUsed="1"/>
+    <w:lsdException w:name="Smart Hyperlink" w:semiHidden="1" w:unhideWhenUsed="1"/>
+    <w:lsdException w:name="Hashtag" w:semiHidden="1" w:unhideWhenUsed="1"/>
+    <w:lsdException w:name="Unresolved Mention" w:semiHidden="1" w:unhideWhenUsed="1"/>
+    <w:lsdException w:name="Smart Link" w:semiHidden="1" w:unhideWhenUsed="1"/>
   </w:latentStyles>
   <w:style w:type="paragraph" w:default="1" w:styleId="Normal">
     <w:name w:val="Normal"/>
